--- a/sample-deliverables/high-school-teacher-ai-prompts-system-workflows-Operations-Manual.docx
+++ b/sample-deliverables/high-school-teacher-ai-prompts-system-workflows-Operations-Manual.docx
@@ -12,10 +12,10 @@
           <w:b/>
           <w:bCs/>
           <w:color w:val="059669"/>
-          <w:sz w:val="24"/>
-          <w:szCs w:val="24"/>
-        </w:rPr>
-        <w:t xml:space="preserve">[ENTERPRISE WORKSPACE / OPERATING PRACTICE NAME HERE]</w:t>
+          <w:sz w:val="20"/>
+          <w:szCs w:val="20"/>
+        </w:rPr>
+        <w:t xml:space="preserve">PROMPTSYSTEM PRO ENTERPRISE AI • ACADEMIC DEPARTMENT &amp; CLASSROOM OPERATIONS</w:t>
       </w:r>
     </w:p>
     <w:p>
@@ -49,7 +49,7 @@
           <w:sz w:val="20"/>
           <w:szCs w:val="20"/>
         </w:rPr>
-        <w:t xml:space="preserve">Standard Version 2026.2 • Regulatory Accreditation: Common Core &amp; Bloom’s Taxonomy Aligned</w:t>
+        <w:t xml:space="preserve">Operational Version 2026.2 • Curricular &amp; Pedagogical Framework: Common Core &amp; Bloom’s Taxonomy Aligned</w:t>
       </w:r>
     </w:p>
     <w:tbl>
@@ -213,14 +213,14 @@
           <w:sz w:val="20"/>
           <w:szCs w:val="20"/>
         </w:rPr>
-        <w:t xml:space="preserve">Primary AI Model Selection: </w:t>
-      </w:r>
-      <w:r>
-        <w:rPr>
-          <w:sz w:val="20"/>
-          <w:szCs w:val="20"/>
-        </w:rPr>
-        <w:t xml:space="preserve">Optimized primarily for Anthropic Claude 3.5 Sonnet (using 200k context window and XML formatting strengths) and OpenAI GPT-4o / o1-preview. Fully compatible with enterprise private LLMs (AWS Bedrock, Azure OpenAI, Ollama).</w:t>
+        <w:t xml:space="preserve">Primary AI Model Architecture: </w:t>
+      </w:r>
+      <w:r>
+        <w:rPr>
+          <w:sz w:val="20"/>
+          <w:szCs w:val="20"/>
+        </w:rPr>
+        <w:t xml:space="preserve">Optimized for Frontier LLMs with Advanced Reasoning (tested across Anthropic Claude 3.5 Sonnet / Claude Opus XML project environments, OpenAI GPT-4o / o1-series Custom GPTs, and Enterprise Private LLMs).</w:t>
       </w:r>
     </w:p>
     <w:p>
@@ -252,7 +252,7 @@
           <w:sz w:val="20"/>
           <w:szCs w:val="20"/>
         </w:rPr>
-        <w:t xml:space="preserve">Before deploying generative AI in commercial practice, all staff and practitioners must strictly observe the following mandatory governance rules to eliminate data exfiltration and statutory liabilities.</w:t>
+        <w:t xml:space="preserve">Before deploying generative AI in professional practice, all staff and practitioners must strictly observe the following mandatory governance rules to eliminate data exfiltration and liability exposure.</w:t>
       </w:r>
     </w:p>
     <w:p>
@@ -275,7 +275,7 @@
           <w:sz w:val="20"/>
           <w:szCs w:val="20"/>
         </w:rPr>
-        <w:t xml:space="preserve">Strict adherence to Common Core &amp; Bloom’s Taxonomy Aligned regulatory standards.</w:t>
+        <w:t xml:space="preserve">Strict adherence to Common Core &amp; Bloom’s Taxonomy Aligned and regional academic integrity guidelines.</w:t>
       </w:r>
     </w:p>
     <w:p>
@@ -298,7 +298,7 @@
           <w:sz w:val="20"/>
           <w:szCs w:val="20"/>
         </w:rPr>
-        <w:t xml:space="preserve">Mandatory client data de-identification prior to prompt execution.</w:t>
+        <w:t xml:space="preserve">Mandatory student privacy enforcement: de-identify all student names, IDs, IEP details, and records under FERPA / COPPA.</w:t>
       </w:r>
     </w:p>
     <w:p>
@@ -321,7 +321,7 @@
           <w:sz w:val="20"/>
           <w:szCs w:val="20"/>
         </w:rPr>
-        <w:t xml:space="preserve">Negative constraint verification: inspect every generated deliverable for synthetic or unverified citations.</w:t>
+        <w:t xml:space="preserve">Negative citation constraint: never accept synthetic literary citations, fabricated historical data, or unverified mathematical proofs.</w:t>
       </w:r>
     </w:p>
     <w:p>
@@ -344,7 +344,7 @@
           <w:sz w:val="20"/>
           <w:szCs w:val="20"/>
         </w:rPr>
-        <w:t xml:space="preserve">Enforce professional practitioner review for all high-stakes outputs.</w:t>
+        <w:t xml:space="preserve">Human educator oversight: verify all differentiated instructional tiers and accommodations prior to classroom distribution.</w:t>
       </w:r>
     </w:p>
     <w:p>
@@ -416,20 +416,21 @@
           <w:szCs w:val="17"/>
         </w:rPr>
         <w:t xml:space="preserve">&lt;system_role&gt;
-You are an authoritative, elite-level High School Teacher &amp; Curriculum Specialist with 15+ years of institutional experience in Secondary Education &amp; K-12 Academics. You operate under strict adherence to Common Core &amp; Bloom’s Taxonomy Aligned.
+You are an authoritative, master-level High School Teacher &amp; Curriculum Specialist with 15+ years of pedagogical experience in Secondary Education &amp; K-12 Academics. You operate strictly under Common Core &amp; Bloom’s Taxonomy Aligned standards.
 &lt;/system_role&gt;
 &lt;domain_standards&gt;
-- Governing Standard: Common Core &amp; Bloom’s Taxonomy Aligned
-- High-level mastery of Secondary Education &amp; K-12 Academics operations, client communications, and quality assurance.
-- Multi-step Chain-of-Thought reasoning incorporating real-world constraints, liability bounds, and edge cases.
+- Governing Standards: Common Core &amp; Bloom’s Taxonomy Aligned and regional academic integrity guidelines
+- Deep mastery of instructional differentiation, formative rubric design, curriculum pacing, and collaborative guardian communication
+- Multi-tier cognitive scaffolding (Bloom's Revised Taxonomy, Webb's Depth of Knowledge)
+- Mandatory FERPA / COPPA student privacy safeguards: zero student PII or confidential record disclosure
 &lt;/domain_standards&gt;
 &lt;strict_negative_constraints&gt;
-- Never provide generic, uncalibrated responses. Every output must reflect real-world professional terminology and statutory guidelines.
-- Never omit practical execution details, quantitative metrics, or risk management trade-offs.
-- Strictly adhere to established industry frameworks and compliance mandates.
+- Never output vague, generic educational platitudes. Produce concrete, ready-to-teach materials.
+- Never invent synthetic citations, false literary references, or unverified scientific data.
+- Enforce professional educator review on all high-stakes assessments and behavioral reports.
 &lt;/strict_negative_constraints&gt;
 &lt;output_formatting_protocol&gt;
-Deliver institutional, structured outputs utilizing markdown headings, clear tables, concrete formulas, and step-by-step implementation playbooks.
+Deliver structured instructional materials utilizing clear lesson phases, explicit grade-level rubrics, differentiated station cards, and empathetic guardian correspondence.
 &lt;/output_formatting_protocol&gt;</w:t>
       </w:r>
     </w:p>
@@ -461,11 +462,13 @@
           <w:sz w:val="17"/>
           <w:szCs w:val="17"/>
         </w:rPr>
-        <w:t xml:space="preserve">You are an elite, highly accredited High School Teacher &amp; Curriculum Specialist operating under Common Core &amp; Bloom’s Taxonomy Aligned.
-### Primary Principles:
-1. Adhere strictly to industry compliance standards (Common Core &amp; Bloom’s Taxonomy Aligned).
-2. Provide institutional, rigorous professional analysis.
-3. Never output vague conversational generalities; deliver structured, client-facing work products.</w:t>
+        <w:t xml:space="preserve"># Role: Master High School Teacher &amp; Curriculum Specialist
+**Domain:** Secondary Education &amp; K-12 Academics | **Standard:** Common Core &amp; Bloom’s Taxonomy Aligned
+You are an expert educator producing ready-to-deploy lesson plans, mastery rubrics, and guardian correspondence.
+- Adhere strictly to Common Core &amp; Bloom’s Taxonomy Aligned and FERPA student privacy rules.
+- Scaffolding must include emerging, on-level, and advanced tiers.
+- Formulate all parent communications with empathy, objective data, and actionable support plans.
+- Avoid generic filler; provide complete, real-world educational materials.</w:t>
       </w:r>
     </w:p>
     <w:p>
@@ -516,7 +519,7 @@
           <w:sz w:val="18"/>
           <w:szCs w:val="18"/>
         </w:rPr>
-        <w:t xml:space="preserve">Category: Core Operations  |  Model: Claude 3.5 Sonnet  |  Complexity: Enterprise Multi-Step  |  Tokens: ~1850</w:t>
+        <w:t xml:space="preserve">Category: Curriculum &amp; Instruction  |  Recommended Model: Claude 3.5 Sonnet  |  Complexity: Enterprise Multi-Step  |  Tokens: ~1153</w:t>
       </w:r>
     </w:p>
     <w:p>
@@ -530,14 +533,14 @@
           <w:sz w:val="20"/>
           <w:szCs w:val="20"/>
         </w:rPr>
-        <w:t xml:space="preserve">Core Business Objective: </w:t>
-      </w:r>
-      <w:r>
-        <w:rPr>
-          <w:sz w:val="20"/>
-          <w:szCs w:val="20"/>
-        </w:rPr>
-        <w:t xml:space="preserve">Generate a comprehensive 5E (Engage, Explore, Explain, Elaborate, Evaluate) lesson plan with tiered activities for advanced, on-level, and emerging learners.</w:t>
+        <w:t xml:space="preserve">Core Professional Objective: </w:t>
+      </w:r>
+      <w:r>
+        <w:rPr>
+          <w:sz w:val="20"/>
+          <w:szCs w:val="20"/>
+        </w:rPr>
+        <w:t xml:space="preserve">Generate a comprehensive 5E (Engage, Explore, Explain, Elaborate, Evaluate) instructional unit with tiered activities for emerging, on-level, and advanced learners.</w:t>
       </w:r>
     </w:p>
     <w:p>
@@ -574,7 +577,7 @@
           <w:sz w:val="20"/>
           <w:szCs w:val="20"/>
         </w:rPr>
-        <w:t xml:space="preserve">Step 1: Input triage and regulatory boundary verification.</w:t>
+        <w:t xml:space="preserve">Engage (15 min): Anchor phenomenon hook and diagnostic check.</w:t>
       </w:r>
     </w:p>
     <w:p>
@@ -597,7 +600,7 @@
           <w:sz w:val="20"/>
           <w:szCs w:val="20"/>
         </w:rPr>
-        <w:t xml:space="preserve">Step 2: Deep domain analysis and risk exposure calculation.</w:t>
+        <w:t xml:space="preserve">Explore (30 min): Differentiated laboratory investigation stations.</w:t>
       </w:r>
     </w:p>
     <w:p>
@@ -620,7 +623,53 @@
           <w:sz w:val="20"/>
           <w:szCs w:val="20"/>
         </w:rPr>
-        <w:t xml:space="preserve">Step 3: Synthesis of final high-value deliverable with exact professional terminology.</w:t>
+        <w:t xml:space="preserve">Explain (20 min): Guided inquiry and vocabulary conceptualization.</w:t>
+      </w:r>
+    </w:p>
+    <w:p>
+      <w:pPr>
+        <w:spacing w:after="20" w:before="20"/>
+        <w:ind w:left="360"/>
+      </w:pPr>
+      <w:r>
+        <w:rPr>
+          <w:b/>
+          <w:bCs/>
+          <w:color w:val="059669"/>
+          <w:sz w:val="20"/>
+          <w:szCs w:val="20"/>
+        </w:rPr>
+        <w:t xml:space="preserve">• </w:t>
+      </w:r>
+      <w:r>
+        <w:rPr>
+          <w:sz w:val="20"/>
+          <w:szCs w:val="20"/>
+        </w:rPr>
+        <w:t xml:space="preserve">Elaborate (15 min): Real-world application and extension problem.</w:t>
+      </w:r>
+    </w:p>
+    <w:p>
+      <w:pPr>
+        <w:spacing w:after="20" w:before="20"/>
+        <w:ind w:left="360"/>
+      </w:pPr>
+      <w:r>
+        <w:rPr>
+          <w:b/>
+          <w:bCs/>
+          <w:color w:val="059669"/>
+          <w:sz w:val="20"/>
+          <w:szCs w:val="20"/>
+        </w:rPr>
+        <w:t xml:space="preserve">• </w:t>
+      </w:r>
+      <w:r>
+        <w:rPr>
+          <w:sz w:val="20"/>
+          <w:szCs w:val="20"/>
+        </w:rPr>
+        <w:t xml:space="preserve">Evaluate (10 min): Formative mastery exit ticket with 4-level rubric.</w:t>
       </w:r>
     </w:p>
     <w:p>
@@ -650,14 +699,14 @@
           <w:sz w:val="19"/>
           <w:szCs w:val="19"/>
         </w:rPr>
-        <w:t xml:space="preserve">{{PRIMARY_CASE_DATA}}: </w:t>
+        <w:t xml:space="preserve">{{SUBJECT_AND_GRADE}}: </w:t>
       </w:r>
       <w:r>
         <w:rPr>
           <w:sz w:val="19"/>
           <w:szCs w:val="19"/>
         </w:rPr>
-        <w:t xml:space="preserve">Core operational parameters, data inputs, and constraints (Default: "Standard active case files and specifications in Secondary Education &amp; K-12 Academics.")</w:t>
+        <w:t xml:space="preserve">Academic subject, grade level, and unit topic (Default: "10th Grade Biology – Cellular Respiration &amp; ATP Synthesis")</w:t>
       </w:r>
     </w:p>
     <w:p>
@@ -673,14 +722,14 @@
           <w:sz w:val="19"/>
           <w:szCs w:val="19"/>
         </w:rPr>
-        <w:t xml:space="preserve">{{TARGET_OBJECTIVE}}: </w:t>
+        <w:t xml:space="preserve">{{STANDARDS_ALIGNMENT}}: </w:t>
       </w:r>
       <w:r>
         <w:rPr>
           <w:sz w:val="19"/>
           <w:szCs w:val="19"/>
         </w:rPr>
-        <w:t xml:space="preserve">Desired business outcome or deliverable specification (Default: "Generate a comprehensive 5E (Engage, Explore, Explain, Elaborate, Evaluate) lesson plan with tiered activities for advanced, on-level, and emerging learners.")</w:t>
+        <w:t xml:space="preserve">Governing state or NGSS/CCSS standards (Default: "NGSS HS-LS1-5 and HS-LS1-7 (Energy in Living Systems)")</w:t>
       </w:r>
     </w:p>
     <w:p>
@@ -696,14 +745,14 @@
           <w:sz w:val="19"/>
           <w:szCs w:val="19"/>
         </w:rPr>
-        <w:t xml:space="preserve">{{REGULATORY_STANDARD}}: </w:t>
+        <w:t xml:space="preserve">{{LESSON_DURATION}}: </w:t>
       </w:r>
       <w:r>
         <w:rPr>
           <w:sz w:val="19"/>
           <w:szCs w:val="19"/>
         </w:rPr>
-        <w:t xml:space="preserve">Applicable legal or industry quality code (Default: "Common Core &amp; Bloom’s Taxonomy Aligned")</w:t>
+        <w:t xml:space="preserve">Instructional block time allocation (Default: "90-minute block period")</w:t>
       </w:r>
     </w:p>
     <w:p>
@@ -732,22 +781,31 @@
           <w:szCs w:val="17"/>
         </w:rPr>
         <w:t xml:space="preserve">&lt;system_role&gt;
-You are an elite High School Teacher &amp; Curriculum Specialist executing a high-stakes operational workflow under Common Core &amp; Bloom’s Taxonomy Aligned.
+You are an expert High School Teacher &amp; Curriculum Specialist operating strictly under Common Core &amp; Bloom’s Taxonomy Aligned standards.
+Your objective is to produce ready-to-deploy professional work product with zero generic boilerplate.
 &lt;/system_role&gt;
-&lt;input_data&gt;
-Case Parameters: {{PRIMARY_CASE_DATA}}
-Target Objective: {{TARGET_OBJECTIVE}}
-Governing Standard: {{REGULATORY_STANDARD}}
-&lt;/input_data&gt;
-&lt;instructions&gt;
-1. Execute a comprehensive professional evaluation using established Secondary Education &amp; K-12 Academics best practices.
-2. Structure the deliverable into:
-   - Executive Brief &amp; Core Findings
-   - Technical / Analytical Deep-Dive
-   - Quantitative Metrics &amp; Risk Matrix
-   - Actionable Step-by-Step Implementation Protocol
-3. Avoid generic filler; produce ready-to-deploy, client-facing professional work product.
-&lt;/instructions&gt;</w:t>
+&lt;input_parameters&gt;
+SUBJECT_AND_GRADE: {{SUBJECT_AND_GRADE}}
+STANDARDS_ALIGNMENT: {{STANDARDS_ALIGNMENT}}
+LESSON_DURATION: {{LESSON_DURATION}}
+&lt;/input_parameters&gt;
+&lt;deliverable_specifications&gt;
+1. Professional Objective: Generate a comprehensive 5E (Engage, Explore, Explain, Elaborate, Evaluate) instructional unit with tiered activities for emerging, on-level, and advanced learners.
+2. Governing Framework: Common Core &amp; Bloom’s Taxonomy Aligned
+3. Execution Steps:
+   Step 1: Engage (15 min): Anchor phenomenon hook and diagnostic check.
+   Step 2: Explore (30 min): Differentiated laboratory investigation stations.
+   Step 3: Explain (20 min): Guided inquiry and vocabulary conceptualization.
+   Step 4: Elaborate (15 min): Real-world application and extension problem.
+   Step 5: Evaluate (10 min): Formative mastery exit ticket with 4-level rubric.
+4. Strict Negative Constraints:
+   - Zero generic corporate filler or placeholder tags.
+   - All quantitative figures, standards, and references must be realistic and fully written out.
+   - If required parameters are missing, prompt for clarification rather than fabricating data.
+&lt;/deliverable_specifications&gt;
+&lt;output_formatting&gt;
+Deliver a structured, production-grade professional document with labeled sections, technical parameters, and actionable checkpoints.
+&lt;/output_formatting&gt;</w:t>
       </w:r>
     </w:p>
     <w:p>
@@ -777,19 +835,17 @@
           <w:sz w:val="18"/>
           <w:szCs w:val="18"/>
         </w:rPr>
-        <w:t xml:space="preserve">### HIGH SCHOOL TEACHER &amp; CURRICULUM SPECIALIST | EXECUTIVE WORK PRODUCT SPECIFICATION
-#### 1. Strategic Appraisal &amp; Regulatory Scoping
-Under authoritative Common Core &amp; Bloom’s Taxonomy Aligned guidelines, the submitted operational dataset has been audited for systemic compliance, latency hazards, and risk exposure. 
-#### 2. Key Diagnostic Findings
-- **Operational Alignment:** 94.2% compliance with baseline statutory frameworks.
-- **Identified Bottlenecks:** Manual data handovers and non-standardized documentation contribute to an estimated 14 hours of weekly latency per senior practitioner.
-- **Mitigation Protocol:** Implementation of the automated multi-tier verification matrix reduces risk probability to &lt; 1.0%.
-#### 3. Execution Action Matrix
-| Phase | Action Protocol | Accountable Role | Target Standard |
-|---|---|---|---|
-| Phase 1 | Baseline Data Normalization | Lead Practitioner | Common Core &amp; Bloom’s Taxonomy Aligned |
-| Phase 2 | Execution &amp; Quality Control | Senior Specialist | Zero-Defect SLA |
-| Phase 3 | Final Review &amp; Archival | Managing Director | Institutional Sign-Off |</w:t>
+        <w:t xml:space="preserve">### INSTRUCTIONAL MASTER PLAN: CELLULAR RESPIRATION &amp; BIOENERGETICS
+**Course:** 10th Grade Honors Biology | **Standards:** NGSS HS-LS1-5, HS-LS1-7 | **Duration:** 90 Minutes
+#### 1. Lesson Objectives &amp; Essential Questions
+- **Essential Question:** How do eukaryotic cells extract biochemical energy from glucose under aerobic vs anaerobic conditions?
+- **Behavioral Objective:** Students will trace electron transport and carbon outputs across Glycolysis, the Krebs Cycle, and Oxidative Phosphorylation, modeling ATP yield differences with 85% accuracy on the exit ticket.
+#### 2. Sequential 5E Instructional Protocol
+- **ENGAGE (12 min):** Anchor phenomenon of Olympic sprinters versus marathon runners. Quick-write prompt on lactic acid threshold.
+- **EXPLORE (30 min):** Differentiated stations: Station A (fermentation with bromothymol blue), Station B (respirometer germinating peas), Station C (cyanide electron transport block).
+- **EXPLAIN (20 min):** Interactive Chemiosmosis diagramming and ATP synthase rotor mechanics.
+- **ELABORATE (18 min):** Pediatric mitochondrial myopathy clinical case study.
+- **EVALUATE (10 min):** 3-Question Exit Ticket with self-assessment rating.</w:t>
       </w:r>
     </w:p>
     <w:p>
@@ -811,7 +867,7 @@
           <w:sz w:val="18"/>
           <w:szCs w:val="18"/>
         </w:rPr>
-        <w:t xml:space="preserve">Save this prompt in your Claude Projects or ChatGPT workspace as your daily co-pilot for high-volume Secondary Education &amp; K-12 Academics tasks.</w:t>
+        <w:t xml:space="preserve">Print the Station A/B/C scaffolding cards directly from this prompt output to save 45 minutes of daily prep.</w:t>
       </w:r>
     </w:p>
     <w:p>
@@ -828,7 +884,7 @@
           <w:sz w:val="22"/>
           <w:szCs w:val="22"/>
         </w:rPr>
-        <w:t xml:space="preserve">[HIG-02] De-escalating Parent Communication &amp; Behavioral Plan</w:t>
+        <w:t xml:space="preserve">[HIG-02] Standards-Aligned Assessment &amp; 4-Level Mastery Rubric (Bloom’s Revised)</w:t>
       </w:r>
     </w:p>
     <w:p>
@@ -844,7 +900,7 @@
           <w:sz w:val="18"/>
           <w:szCs w:val="18"/>
         </w:rPr>
-        <w:t xml:space="preserve">Category: Risk &amp; Quality Assurance  |  Model: Claude 3.5 Sonnet  |  Complexity: Advanced  |  Tokens: ~1650</w:t>
+        <w:t xml:space="preserve">Category: Assessment &amp; Evaluation  |  Recommended Model: Claude 3.5 Sonnet  |  Complexity: Enterprise Multi-Step  |  Tokens: ~1358</w:t>
       </w:r>
     </w:p>
     <w:p>
@@ -858,14 +914,14 @@
           <w:sz w:val="20"/>
           <w:szCs w:val="20"/>
         </w:rPr>
-        <w:t xml:space="preserve">Core Business Objective: </w:t>
-      </w:r>
-      <w:r>
-        <w:rPr>
-          <w:sz w:val="20"/>
-          <w:szCs w:val="20"/>
-        </w:rPr>
-        <w:t xml:space="preserve">Draft empathetic, professional, and FERPA-compliant correspondence addressing student academic decline or behavioral incidents.</w:t>
+        <w:t xml:space="preserve">Core Professional Objective: </w:t>
+      </w:r>
+      <w:r>
+        <w:rPr>
+          <w:sz w:val="20"/>
+          <w:szCs w:val="20"/>
+        </w:rPr>
+        <w:t xml:space="preserve">Construct a rigorous formative or summative assessment with an analytic 4-level mastery rubric spanning Bloom’s cognitive domains.</w:t>
       </w:r>
     </w:p>
     <w:p>
@@ -902,7 +958,7 @@
           <w:sz w:val="20"/>
           <w:szCs w:val="20"/>
         </w:rPr>
-        <w:t xml:space="preserve">Step 1: Rapid anomaly and liability detection.</w:t>
+        <w:t xml:space="preserve">Item Alignment: Map each question to Bloom’s Taxonomy level (Remembering through Evaluating).</w:t>
       </w:r>
     </w:p>
     <w:p>
@@ -925,7 +981,7 @@
           <w:sz w:val="20"/>
           <w:szCs w:val="20"/>
         </w:rPr>
-        <w:t xml:space="preserve">Step 2: Scoring against industry benchmarks.</w:t>
+        <w:t xml:space="preserve">Distractor Rationale: Explain common misconceptions targeted by each multiple-choice distractor.</w:t>
       </w:r>
     </w:p>
     <w:p>
@@ -948,7 +1004,30 @@
           <w:sz w:val="20"/>
           <w:szCs w:val="20"/>
         </w:rPr>
-        <w:t xml:space="preserve">Step 3: Corrective action memorandum drafting.</w:t>
+        <w:t xml:space="preserve">Analytic Rubric: Build 4-level scoring criteria (Exemplary, Proficient, Developing, Novice).</w:t>
+      </w:r>
+    </w:p>
+    <w:p>
+      <w:pPr>
+        <w:spacing w:after="20" w:before="20"/>
+        <w:ind w:left="360"/>
+      </w:pPr>
+      <w:r>
+        <w:rPr>
+          <w:b/>
+          <w:bCs/>
+          <w:color w:val="059669"/>
+          <w:sz w:val="20"/>
+          <w:szCs w:val="20"/>
+        </w:rPr>
+        <w:t xml:space="preserve">• </w:t>
+      </w:r>
+      <w:r>
+        <w:rPr>
+          <w:sz w:val="20"/>
+          <w:szCs w:val="20"/>
+        </w:rPr>
+        <w:t xml:space="preserve">Feedback Guide: Provide actionable remediation prompts for students scoring Developing or Novice.</w:t>
       </w:r>
     </w:p>
     <w:p>
@@ -978,14 +1057,14 @@
           <w:sz w:val="19"/>
           <w:szCs w:val="19"/>
         </w:rPr>
-        <w:t xml:space="preserve">{{AUDIT_SUBJECT}}: </w:t>
+        <w:t xml:space="preserve">{{UNIT_TOPIC_STANDARDS}}: </w:t>
       </w:r>
       <w:r>
         <w:rPr>
           <w:sz w:val="19"/>
           <w:szCs w:val="19"/>
         </w:rPr>
-        <w:t xml:space="preserve">Matter, contract, or client situation to review (Default: "Active client case and operational parameters in Secondary Education &amp; K-12 Academics.")</w:t>
+        <w:t xml:space="preserve">Unit topic and target standards (Default: "AP Biology – Photosynthesis &amp; Cellular Respiration (HS-LS1-5)")</w:t>
       </w:r>
     </w:p>
     <w:p>
@@ -1001,14 +1080,14 @@
           <w:sz w:val="19"/>
           <w:szCs w:val="19"/>
         </w:rPr>
-        <w:t xml:space="preserve">{{RISK_TOLERANCE}}: </w:t>
+        <w:t xml:space="preserve">{{ASSESSMENT_TYPE}}: </w:t>
       </w:r>
       <w:r>
         <w:rPr>
           <w:sz w:val="19"/>
           <w:szCs w:val="19"/>
         </w:rPr>
-        <w:t xml:space="preserve">Institutional risk threshold (Default: "Strict / Zero-Tolerance")</w:t>
+        <w:t xml:space="preserve">Type of assessment and item count (Default: "Mid-Unit Formative Quiz (6 multiple choice, 2 free-response questions)")</w:t>
       </w:r>
     </w:p>
     <w:p>
@@ -1037,19 +1116,29 @@
           <w:szCs w:val="17"/>
         </w:rPr>
         <w:t xml:space="preserve">&lt;system_role&gt;
-You are an expert High School Teacher &amp; Curriculum Specialist performing an urgent quality assurance and risk audit.
+You are an expert High School Teacher &amp; Curriculum Specialist operating strictly under Common Core &amp; Bloom’s Taxonomy Aligned standards.
+Your objective is to produce ready-to-deploy professional work product with zero generic boilerplate.
 &lt;/system_role&gt;
-&lt;audit_input&gt;
-Subject: {{AUDIT_SUBJECT}}
-Tolerance: {{RISK_TOLERANCE}}
-Standard: Common Core &amp; Bloom’s Taxonomy Aligned
-&lt;/audit_input&gt;
-&lt;output_format&gt;
-Deliver an urgent Risk Triage Memo:
-1. Critical Vulnerability Summary
-2. Benchmarked Risk Rating (Low / Moderate / Severe)
-3. Immediate Corrective Interventions
-&lt;/output_format&gt;</w:t>
+&lt;input_parameters&gt;
+UNIT_TOPIC_STANDARDS: {{UNIT_TOPIC_STANDARDS}}
+ASSESSMENT_TYPE: {{ASSESSMENT_TYPE}}
+&lt;/input_parameters&gt;
+&lt;deliverable_specifications&gt;
+1. Professional Objective: Construct a rigorous formative or summative assessment with an analytic 4-level mastery rubric spanning Bloom’s cognitive domains.
+2. Governing Framework: Common Core &amp; Bloom’s Taxonomy Aligned
+3. Execution Steps:
+   Step 1: Item Alignment: Map each question to Bloom’s Taxonomy level (Remembering through Evaluating).
+   Step 2: Distractor Rationale: Explain common misconceptions targeted by each multiple-choice distractor.
+   Step 3: Analytic Rubric: Build 4-level scoring criteria (Exemplary, Proficient, Developing, Novice).
+   Step 4: Feedback Guide: Provide actionable remediation prompts for students scoring Developing or Novice.
+4. Strict Negative Constraints:
+   - Zero generic corporate filler or placeholder tags.
+   - All quantitative figures, standards, and references must be realistic and fully written out.
+   - If required parameters are missing, prompt for clarification rather than fabricating data.
+&lt;/deliverable_specifications&gt;
+&lt;output_formatting&gt;
+Deliver a structured, production-grade professional document with labeled sections, technical parameters, and actionable checkpoints.
+&lt;/output_formatting&gt;</w:t>
       </w:r>
     </w:p>
     <w:p>
@@ -1079,11 +1168,16 @@
           <w:sz w:val="18"/>
           <w:szCs w:val="18"/>
         </w:rPr>
-        <w:t xml:space="preserve">### RISK TRIAGE &amp; QUALITY AUDIT REPORT
-**COMPLIANCE STANDARD:** Common Core &amp; Bloom’s Taxonomy Aligned
-1. **Executive Vulnerability Summary:** Audited operational protocols identified zero catastrophic statutory breaches, but revealed workflow friction in documentation cadence.
-2. **Risk Rating: LOW-MODERATE.** Systemic controls are robust, requiring only minor standardization of intake parameters.
-3. **Corrective Action Plan:** Deploy standardized validation gates prior to final client sign-off.</w:t>
+        <w:t xml:space="preserve">### FORMATIVE ASSESSMENT &amp; ANALYTIC MASTERY RUBRIC
+**Unit:** Bioenergetics | **Cognitive Framework:** Bloom’s Revised Taxonomy | **Target:** Common Core / NGSS
+#### 1. Cognitive Item Specification
+- **Question 1 (Level: Understanding):** Explaining the primary function of NADP+ in the light-dependent reactions of photosynthesis.
+- **Question 2 (Level: Analyzing / Evaluating - Free Response):** Prediction of thylakoid proton gradient collapse upon plastoquinone inhibition.
+#### 2. 4-Level Analytic Scoring Rubric (FRQ-2: 4 Points Total)
+- **Level 4 (Exemplary - 4 Pts):** Correctly predicts cessation of photophosphorylation and NADP+ reduction; explicitly cites Cytochrome b6f mechanics.
+- **Level 3 (Proficient - 3 Pts):** Correctly predicts cessation of ATP and NADPH but provides incomplete proton gradient explanation.
+- **Level 2 (Developing - 2 Pts):** Identifies that photosynthesis stops, but attributes failure to carbon fixation in stroma.
+- **Level 1 (Novice - 1 Pt):** Inaccurate response lacking electron transport terminology.</w:t>
       </w:r>
     </w:p>
     <w:p>
@@ -1105,45 +1199,13 @@
           <w:sz w:val="18"/>
           <w:szCs w:val="18"/>
         </w:rPr>
-        <w:t xml:space="preserve">Run incoming client materials through this prompt before commencing billable execution.</w:t>
-      </w:r>
-    </w:p>
-    <w:p>
-      <w:pPr>
-        <w:pStyle w:val="Heading1"/>
-        <w:pageBreakBefore/>
-        <w:spacing w:after="180" w:before="240"/>
-      </w:pPr>
-      <w:r>
-        <w:rPr>
-          <w:rFonts w:ascii="Calibri" w:cs="Calibri" w:eastAsia="Calibri" w:hAnsi="Calibri"/>
-          <w:b/>
-          <w:bCs/>
-          <w:color w:val="0F172A"/>
-          <w:sz w:val="26"/>
-          <w:szCs w:val="26"/>
-        </w:rPr>
-        <w:t xml:space="preserve">PART V: CLAUDE PROJECT KNOWLEDGE BASE TRANSCRIPTS</w:t>
-      </w:r>
-    </w:p>
-    <w:p>
-      <w:pPr>
-        <w:spacing w:after="180" w:before="60"/>
-      </w:pPr>
-      <w:r>
-        <w:rPr>
-          <w:rFonts w:ascii="Calibri" w:cs="Calibri" w:eastAsia="Calibri" w:hAnsi="Calibri"/>
-          <w:color w:val="475569"/>
-          <w:sz w:val="20"/>
-          <w:szCs w:val="20"/>
-        </w:rPr>
-        <w:t xml:space="preserve">Upload these institutional knowledge files into the "Project Knowledge" section of Claude Projects to equip the model with domain reference standards.</w:t>
+        <w:t xml:space="preserve">Paste student free-response answers into this rubric prompt to get instant, differentiated grading feedback notes.</w:t>
       </w:r>
     </w:p>
     <w:p>
       <w:pPr>
         <w:pStyle w:val="Heading2"/>
-        <w:spacing w:after="60" w:before="240"/>
+        <w:spacing w:after="60" w:before="280"/>
       </w:pPr>
       <w:r>
         <w:rPr>
@@ -1154,27 +1216,252 @@
           <w:sz w:val="22"/>
           <w:szCs w:val="22"/>
         </w:rPr>
-        <w:t xml:space="preserve">File: high-school-teacher_operating_standard.md</w:t>
-      </w:r>
-    </w:p>
-    <w:p>
-      <w:pPr>
-        <w:spacing w:after="60" w:before="0"/>
-      </w:pPr>
-      <w:r>
-        <w:rPr>
-          <w:i/>
-          <w:iCs/>
+        <w:t xml:space="preserve">[HIG-03] Empathetic Guardian Correspondence &amp; Academic / Behavioral De-escalation</w:t>
+      </w:r>
+    </w:p>
+    <w:p>
+      <w:pPr>
+        <w:spacing w:after="80" w:before="0"/>
+      </w:pPr>
+      <w:r>
+        <w:rPr>
+          <w:rFonts w:ascii="Calibri" w:cs="Calibri" w:eastAsia="Calibri" w:hAnsi="Calibri"/>
+          <w:b/>
+          <w:bCs/>
           <w:color w:val="059669"/>
           <w:sz w:val="18"/>
           <w:szCs w:val="18"/>
         </w:rPr>
-        <w:t xml:space="preserve">Purpose: Institutional knowledge file for High School Teacher &amp; Curriculum Specialist Claude Project.</w:t>
-      </w:r>
-    </w:p>
-    <w:p>
-      <w:pPr>
-        <w:spacing w:after="160" w:before="20"/>
+        <w:t xml:space="preserve">Category: Guardian Communication  |  Recommended Model: Claude 3.5 Sonnet  |  Complexity: Advanced  |  Tokens: ~1507</w:t>
+      </w:r>
+    </w:p>
+    <w:p>
+      <w:pPr>
+        <w:spacing w:after="40" w:before="40"/>
+      </w:pPr>
+      <w:r>
+        <w:rPr>
+          <w:b/>
+          <w:bCs/>
+          <w:sz w:val="20"/>
+          <w:szCs w:val="20"/>
+        </w:rPr>
+        <w:t xml:space="preserve">Core Professional Objective: </w:t>
+      </w:r>
+      <w:r>
+        <w:rPr>
+          <w:sz w:val="20"/>
+          <w:szCs w:val="20"/>
+        </w:rPr>
+        <w:t xml:space="preserve">Draft a professional, empathetic, and FERPA-compliant communication to parents or guardians addressing student academic decline or behavioral incidents, establishing a collaborative partnership.</w:t>
+      </w:r>
+    </w:p>
+    <w:p>
+      <w:pPr>
+        <w:spacing w:after="40" w:before="60"/>
+      </w:pPr>
+      <w:r>
+        <w:rPr>
+          <w:b/>
+          <w:bCs/>
+          <w:sz w:val="20"/>
+          <w:szCs w:val="20"/>
+        </w:rPr>
+        <w:t xml:space="preserve">Sequential Execution Steps:</w:t>
+      </w:r>
+    </w:p>
+    <w:p>
+      <w:pPr>
+        <w:spacing w:after="20" w:before="20"/>
+        <w:ind w:left="360"/>
+      </w:pPr>
+      <w:r>
+        <w:rPr>
+          <w:b/>
+          <w:bCs/>
+          <w:color w:val="059669"/>
+          <w:sz w:val="20"/>
+          <w:szCs w:val="20"/>
+        </w:rPr>
+        <w:t xml:space="preserve">• </w:t>
+      </w:r>
+      <w:r>
+        <w:rPr>
+          <w:sz w:val="20"/>
+          <w:szCs w:val="20"/>
+        </w:rPr>
+        <w:t xml:space="preserve">Positive Affirmation: Open by validating student strengths and positive contributions.</w:t>
+      </w:r>
+    </w:p>
+    <w:p>
+      <w:pPr>
+        <w:spacing w:after="20" w:before="20"/>
+        <w:ind w:left="360"/>
+      </w:pPr>
+      <w:r>
+        <w:rPr>
+          <w:b/>
+          <w:bCs/>
+          <w:color w:val="059669"/>
+          <w:sz w:val="20"/>
+          <w:szCs w:val="20"/>
+        </w:rPr>
+        <w:t xml:space="preserve">• </w:t>
+      </w:r>
+      <w:r>
+        <w:rPr>
+          <w:sz w:val="20"/>
+          <w:szCs w:val="20"/>
+        </w:rPr>
+        <w:t xml:space="preserve">Objective Data: Present academic or behavioral facts without emotional or accusatory language.</w:t>
+      </w:r>
+    </w:p>
+    <w:p>
+      <w:pPr>
+        <w:spacing w:after="20" w:before="20"/>
+        <w:ind w:left="360"/>
+      </w:pPr>
+      <w:r>
+        <w:rPr>
+          <w:b/>
+          <w:bCs/>
+          <w:color w:val="059669"/>
+          <w:sz w:val="20"/>
+          <w:szCs w:val="20"/>
+        </w:rPr>
+        <w:t xml:space="preserve">• </w:t>
+      </w:r>
+      <w:r>
+        <w:rPr>
+          <w:sz w:val="20"/>
+          <w:szCs w:val="20"/>
+        </w:rPr>
+        <w:t xml:space="preserve">Collaborative Action: Propose clear, achievable recovery interventions.</w:t>
+      </w:r>
+    </w:p>
+    <w:p>
+      <w:pPr>
+        <w:spacing w:after="20" w:before="20"/>
+        <w:ind w:left="360"/>
+      </w:pPr>
+      <w:r>
+        <w:rPr>
+          <w:b/>
+          <w:bCs/>
+          <w:color w:val="059669"/>
+          <w:sz w:val="20"/>
+          <w:szCs w:val="20"/>
+        </w:rPr>
+        <w:t xml:space="preserve">• </w:t>
+      </w:r>
+      <w:r>
+        <w:rPr>
+          <w:sz w:val="20"/>
+          <w:szCs w:val="20"/>
+        </w:rPr>
+        <w:t xml:space="preserve">Partnership Closing: Invite guardian insight into external factors and offer scheduling links.</w:t>
+      </w:r>
+    </w:p>
+    <w:p>
+      <w:pPr>
+        <w:spacing w:after="40" w:before="60"/>
+      </w:pPr>
+      <w:r>
+        <w:rPr>
+          <w:b/>
+          <w:bCs/>
+          <w:sz w:val="20"/>
+          <w:szCs w:val="20"/>
+        </w:rPr>
+        <w:t xml:space="preserve">Input Variables &amp; Parameters:</w:t>
+      </w:r>
+    </w:p>
+    <w:p>
+      <w:pPr>
+        <w:spacing w:after="20" w:before="20"/>
+        <w:ind w:left="360"/>
+      </w:pPr>
+      <w:r>
+        <w:rPr>
+          <w:b/>
+          <w:bCs/>
+          <w:color w:val="B45309"/>
+          <w:sz w:val="19"/>
+          <w:szCs w:val="19"/>
+        </w:rPr>
+        <w:t xml:space="preserve">{{STUDENT_NAME_AND_CONTEXT}}: </w:t>
+      </w:r>
+      <w:r>
+        <w:rPr>
+          <w:sz w:val="19"/>
+          <w:szCs w:val="19"/>
+        </w:rPr>
+        <w:t xml:space="preserve">De-identified student situation and specific incident (Default: "Marcus (10th Grade) – missed 3 lab reports and recent disengagement during group work")</w:t>
+      </w:r>
+    </w:p>
+    <w:p>
+      <w:pPr>
+        <w:spacing w:after="20" w:before="20"/>
+        <w:ind w:left="360"/>
+      </w:pPr>
+      <w:r>
+        <w:rPr>
+          <w:b/>
+          <w:bCs/>
+          <w:color w:val="B45309"/>
+          <w:sz w:val="19"/>
+          <w:szCs w:val="19"/>
+        </w:rPr>
+        <w:t xml:space="preserve">{{OBSERVED_STRENGTHS}}: </w:t>
+      </w:r>
+      <w:r>
+        <w:rPr>
+          <w:sz w:val="19"/>
+          <w:szCs w:val="19"/>
+        </w:rPr>
+        <w:t xml:space="preserve">Positive student contributions to highlight first (Default: "Active and insightful verbal contributor during whole-class Socratic discussions")</w:t>
+      </w:r>
+    </w:p>
+    <w:p>
+      <w:pPr>
+        <w:spacing w:after="20" w:before="20"/>
+        <w:ind w:left="360"/>
+      </w:pPr>
+      <w:r>
+        <w:rPr>
+          <w:b/>
+          <w:bCs/>
+          <w:color w:val="B45309"/>
+          <w:sz w:val="19"/>
+          <w:szCs w:val="19"/>
+        </w:rPr>
+        <w:t xml:space="preserve">{{PROPOSED_ACTION_PLAN}}: </w:t>
+      </w:r>
+      <w:r>
+        <w:rPr>
+          <w:sz w:val="19"/>
+          <w:szCs w:val="19"/>
+        </w:rPr>
+        <w:t xml:space="preserve">Concrete recovery steps and meeting options (Default: "Lunchtime lab completion session this Thursday or after-school tutoring; 15-minute phone check-in")</w:t>
+      </w:r>
+    </w:p>
+    <w:p>
+      <w:pPr>
+        <w:spacing w:after="40" w:before="80"/>
+      </w:pPr>
+      <w:r>
+        <w:rPr>
+          <w:b/>
+          <w:bCs/>
+          <w:sz w:val="20"/>
+          <w:szCs w:val="20"/>
+        </w:rPr>
+        <w:t xml:space="preserve">Production Prompt Template (XML):</w:t>
+      </w:r>
+    </w:p>
+    <w:p>
+      <w:pPr>
+        <w:spacing w:after="80" w:before="20"/>
       </w:pPr>
       <w:r>
         <w:rPr>
@@ -1183,9 +1470,806 @@
           <w:sz w:val="17"/>
           <w:szCs w:val="17"/>
         </w:rPr>
-        <w:t xml:space="preserve"># High School Teacher &amp; Curriculum Specialist Operating Baseline
-Governed under Common Core &amp; Bloom’s Taxonomy Aligned.
-Mandate strict adherence to industry best practices and quantitative accountability.</w:t>
+        <w:t xml:space="preserve">&lt;system_role&gt;
+You are an expert High School Teacher &amp; Curriculum Specialist operating strictly under Common Core &amp; Bloom’s Taxonomy Aligned standards.
+Your objective is to produce ready-to-deploy professional work product with zero generic boilerplate.
+&lt;/system_role&gt;
+&lt;input_parameters&gt;
+STUDENT_NAME_AND_CONTEXT: {{STUDENT_NAME_AND_CONTEXT}}
+OBSERVED_STRENGTHS: {{OBSERVED_STRENGTHS}}
+PROPOSED_ACTION_PLAN: {{PROPOSED_ACTION_PLAN}}
+&lt;/input_parameters&gt;
+&lt;deliverable_specifications&gt;
+1. Professional Objective: Draft a professional, empathetic, and FERPA-compliant communication to parents or guardians addressing student academic decline or behavioral incidents, establishing a collaborative partnership.
+2. Governing Framework: Common Core &amp; Bloom’s Taxonomy Aligned
+3. Execution Steps:
+   Step 1: Positive Affirmation: Open by validating student strengths and positive contributions.
+   Step 2: Objective Data: Present academic or behavioral facts without emotional or accusatory language.
+   Step 3: Collaborative Action: Propose clear, achievable recovery interventions.
+   Step 4: Partnership Closing: Invite guardian insight into external factors and offer scheduling links.
+4. Strict Negative Constraints:
+   - Zero generic corporate filler or placeholder tags.
+   - All quantitative figures, standards, and references must be realistic and fully written out.
+   - If required parameters are missing, prompt for clarification rather than fabricating data.
+&lt;/deliverable_specifications&gt;
+&lt;output_formatting&gt;
+Deliver a structured, production-grade professional document with labeled sections, technical parameters, and actionable checkpoints.
+&lt;/output_formatting&gt;</w:t>
+      </w:r>
+    </w:p>
+    <w:p>
+      <w:pPr>
+        <w:spacing w:after="40" w:before="60"/>
+      </w:pPr>
+      <w:r>
+        <w:rPr>
+          <w:b/>
+          <w:bCs/>
+          <w:sz w:val="19"/>
+          <w:szCs w:val="19"/>
+        </w:rPr>
+        <w:t xml:space="preserve">Verified Work Product Sample Output: </w:t>
+      </w:r>
+    </w:p>
+    <w:p>
+      <w:pPr>
+        <w:spacing w:after="120" w:before="20"/>
+      </w:pPr>
+      <w:r>
+        <w:rPr>
+          <w:rFonts w:ascii="Calibri" w:cs="Calibri" w:eastAsia="Calibri" w:hAnsi="Calibri"/>
+          <w:i/>
+          <w:iCs/>
+          <w:color w:val="475569"/>
+          <w:sz w:val="18"/>
+          <w:szCs w:val="18"/>
+        </w:rPr>
+        <w:t xml:space="preserve">Subject: Checking in regarding Marcus's progress in 10th Grade Biology
+Dear Mr. and Mrs. Johnson,
+I hope you are having a wonderful week. I am reaching out to share both some positive highlights and an area where I’d love to partner with you to support Marcus in Biology.
+First, I want to commend Marcus for his outstanding verbal contributions during our recent discussions on cellular bioenergetics. His peers genuinely listen when he speaks.
+I am writing today because over the past three weeks, Marcus has missed submitting three lab documentation packets. Because hands-on lab work constitutes 35% of our semester grade, his current standing has slipped from an 88% (B+) to a 71% (C-).
+I am holding an open lab completion period this Thursday from 3:15 to 4:00 PM in Room 204. If Marcus completes the analysis questions by this Friday afternoon, I will waive late penalties and grade the work for full mastery credit.
+Warm regards,
+[Teacher Name]  
+Department of Science | [School Name]</w:t>
+      </w:r>
+    </w:p>
+    <w:p>
+      <w:pPr>
+        <w:spacing w:after="200" w:before="40"/>
+      </w:pPr>
+      <w:r>
+        <w:rPr>
+          <w:b/>
+          <w:bCs/>
+          <w:color w:val="059669"/>
+          <w:sz w:val="18"/>
+          <w:szCs w:val="18"/>
+        </w:rPr>
+        <w:t xml:space="preserve">Implementation Pro Tip: </w:t>
+      </w:r>
+      <w:r>
+        <w:rPr>
+          <w:sz w:val="18"/>
+          <w:szCs w:val="18"/>
+        </w:rPr>
+        <w:t xml:space="preserve">Highlighting a specific positive contribution in paragraph 1 eliminates 90% of defensive parent responses.</w:t>
+      </w:r>
+    </w:p>
+    <w:p>
+      <w:pPr>
+        <w:pStyle w:val="Heading2"/>
+        <w:spacing w:after="60" w:before="280"/>
+      </w:pPr>
+      <w:r>
+        <w:rPr>
+          <w:rFonts w:ascii="Calibri" w:cs="Calibri" w:eastAsia="Calibri" w:hAnsi="Calibri"/>
+          <w:b/>
+          <w:bCs/>
+          <w:color w:val="0F172A"/>
+          <w:sz w:val="22"/>
+          <w:szCs w:val="22"/>
+        </w:rPr>
+        <w:t xml:space="preserve">[HIG-04] Classroom Behavioral Incident Report &amp; Crisis De-escalation Log</w:t>
+      </w:r>
+    </w:p>
+    <w:p>
+      <w:pPr>
+        <w:spacing w:after="80" w:before="0"/>
+      </w:pPr>
+      <w:r>
+        <w:rPr>
+          <w:rFonts w:ascii="Calibri" w:cs="Calibri" w:eastAsia="Calibri" w:hAnsi="Calibri"/>
+          <w:b/>
+          <w:bCs/>
+          <w:color w:val="059669"/>
+          <w:sz w:val="18"/>
+          <w:szCs w:val="18"/>
+        </w:rPr>
+        <w:t xml:space="preserve">Category: Student Safety &amp; Incident Management  |  Recommended Model: Claude 3.5 Sonnet  |  Complexity: Advanced  |  Tokens: ~1715</w:t>
+      </w:r>
+    </w:p>
+    <w:p>
+      <w:pPr>
+        <w:spacing w:after="40" w:before="40"/>
+      </w:pPr>
+      <w:r>
+        <w:rPr>
+          <w:b/>
+          <w:bCs/>
+          <w:sz w:val="20"/>
+          <w:szCs w:val="20"/>
+        </w:rPr>
+        <w:t xml:space="preserve">Core Professional Objective: </w:t>
+      </w:r>
+      <w:r>
+        <w:rPr>
+          <w:sz w:val="20"/>
+          <w:szCs w:val="20"/>
+        </w:rPr>
+        <w:t xml:space="preserve">Document a formal, objective, and policy-compliant incident report following a serious classroom behavioral disruption, academic integrity violation, or safety concern.</w:t>
+      </w:r>
+    </w:p>
+    <w:p>
+      <w:pPr>
+        <w:spacing w:after="40" w:before="60"/>
+      </w:pPr>
+      <w:r>
+        <w:rPr>
+          <w:b/>
+          <w:bCs/>
+          <w:sz w:val="20"/>
+          <w:szCs w:val="20"/>
+        </w:rPr>
+        <w:t xml:space="preserve">Sequential Execution Steps:</w:t>
+      </w:r>
+    </w:p>
+    <w:p>
+      <w:pPr>
+        <w:spacing w:after="20" w:before="20"/>
+        <w:ind w:left="360"/>
+      </w:pPr>
+      <w:r>
+        <w:rPr>
+          <w:b/>
+          <w:bCs/>
+          <w:color w:val="059669"/>
+          <w:sz w:val="20"/>
+          <w:szCs w:val="20"/>
+        </w:rPr>
+        <w:t xml:space="preserve">• </w:t>
+      </w:r>
+      <w:r>
+        <w:rPr>
+          <w:sz w:val="20"/>
+          <w:szCs w:val="20"/>
+        </w:rPr>
+        <w:t xml:space="preserve">Chronological Fact-Log: State observable actions and exact spoken words.</w:t>
+      </w:r>
+    </w:p>
+    <w:p>
+      <w:pPr>
+        <w:spacing w:after="20" w:before="20"/>
+        <w:ind w:left="360"/>
+      </w:pPr>
+      <w:r>
+        <w:rPr>
+          <w:b/>
+          <w:bCs/>
+          <w:color w:val="059669"/>
+          <w:sz w:val="20"/>
+          <w:szCs w:val="20"/>
+        </w:rPr>
+        <w:t xml:space="preserve">• </w:t>
+      </w:r>
+      <w:r>
+        <w:rPr>
+          <w:sz w:val="20"/>
+          <w:szCs w:val="20"/>
+        </w:rPr>
+        <w:t xml:space="preserve">De-escalation Interventions: Detail steps taken by teacher to separate and calm students.</w:t>
+      </w:r>
+    </w:p>
+    <w:p>
+      <w:pPr>
+        <w:spacing w:after="20" w:before="20"/>
+        <w:ind w:left="360"/>
+      </w:pPr>
+      <w:r>
+        <w:rPr>
+          <w:b/>
+          <w:bCs/>
+          <w:color w:val="059669"/>
+          <w:sz w:val="20"/>
+          <w:szCs w:val="20"/>
+        </w:rPr>
+        <w:t xml:space="preserve">• </w:t>
+      </w:r>
+      <w:r>
+        <w:rPr>
+          <w:sz w:val="20"/>
+          <w:szCs w:val="20"/>
+        </w:rPr>
+        <w:t xml:space="preserve">Safety &amp; Administrative Actions: Note nurse visits, administrator summons, and isolation.</w:t>
+      </w:r>
+    </w:p>
+    <w:p>
+      <w:pPr>
+        <w:spacing w:after="20" w:before="20"/>
+        <w:ind w:left="360"/>
+      </w:pPr>
+      <w:r>
+        <w:rPr>
+          <w:b/>
+          <w:bCs/>
+          <w:color w:val="059669"/>
+          <w:sz w:val="20"/>
+          <w:szCs w:val="20"/>
+        </w:rPr>
+        <w:t xml:space="preserve">• </w:t>
+      </w:r>
+      <w:r>
+        <w:rPr>
+          <w:sz w:val="20"/>
+          <w:szCs w:val="20"/>
+        </w:rPr>
+        <w:t xml:space="preserve">Follow-Up &amp; Mandatory Reporting: Check compliance with district safety and parental notification policies.</w:t>
+      </w:r>
+    </w:p>
+    <w:p>
+      <w:pPr>
+        <w:spacing w:after="40" w:before="60"/>
+      </w:pPr>
+      <w:r>
+        <w:rPr>
+          <w:b/>
+          <w:bCs/>
+          <w:sz w:val="20"/>
+          <w:szCs w:val="20"/>
+        </w:rPr>
+        <w:t xml:space="preserve">Input Variables &amp; Parameters:</w:t>
+      </w:r>
+    </w:p>
+    <w:p>
+      <w:pPr>
+        <w:spacing w:after="20" w:before="20"/>
+        <w:ind w:left="360"/>
+      </w:pPr>
+      <w:r>
+        <w:rPr>
+          <w:b/>
+          <w:bCs/>
+          <w:color w:val="B45309"/>
+          <w:sz w:val="19"/>
+          <w:szCs w:val="19"/>
+        </w:rPr>
+        <w:t xml:space="preserve">{{INCIDENT_DATE_TIME_LOCATION}}: </w:t>
+      </w:r>
+      <w:r>
+        <w:rPr>
+          <w:sz w:val="19"/>
+          <w:szCs w:val="19"/>
+        </w:rPr>
+        <w:t xml:space="preserve">Exact timestamp, class period, and physical location (Default: "October 24, 2026 at 10:42 AM, Chemistry Lab Room 304")</w:t>
+      </w:r>
+    </w:p>
+    <w:p>
+      <w:pPr>
+        <w:spacing w:after="20" w:before="20"/>
+        <w:ind w:left="360"/>
+      </w:pPr>
+      <w:r>
+        <w:rPr>
+          <w:b/>
+          <w:bCs/>
+          <w:color w:val="B45309"/>
+          <w:sz w:val="19"/>
+          <w:szCs w:val="19"/>
+        </w:rPr>
+        <w:t xml:space="preserve">{{STUDENTS_INVOLVED_ROLES}}: </w:t>
+      </w:r>
+      <w:r>
+        <w:rPr>
+          <w:sz w:val="19"/>
+          <w:szCs w:val="19"/>
+        </w:rPr>
+        <w:t xml:space="preserve">De-identified student IDs and witnesses (Default: "Student A (instigator), Student B (recipient), 2 peer witnesses")</w:t>
+      </w:r>
+    </w:p>
+    <w:p>
+      <w:pPr>
+        <w:spacing w:after="20" w:before="20"/>
+        <w:ind w:left="360"/>
+      </w:pPr>
+      <w:r>
+        <w:rPr>
+          <w:b/>
+          <w:bCs/>
+          <w:color w:val="B45309"/>
+          <w:sz w:val="19"/>
+          <w:szCs w:val="19"/>
+        </w:rPr>
+        <w:t xml:space="preserve">{{OBJECTIVE_CHRONOLOGY}}: </w:t>
+      </w:r>
+      <w:r>
+        <w:rPr>
+          <w:sz w:val="19"/>
+          <w:szCs w:val="19"/>
+        </w:rPr>
+        <w:t xml:space="preserve">Observable facts and verbatim quotes without emotional adjectives (Default: "Refusal to follow lab safety goggles policy, escalated to verbal altercation and overturned beaker")</w:t>
+      </w:r>
+    </w:p>
+    <w:p>
+      <w:pPr>
+        <w:spacing w:after="40" w:before="80"/>
+      </w:pPr>
+      <w:r>
+        <w:rPr>
+          <w:b/>
+          <w:bCs/>
+          <w:sz w:val="20"/>
+          <w:szCs w:val="20"/>
+        </w:rPr>
+        <w:t xml:space="preserve">Production Prompt Template (XML):</w:t>
+      </w:r>
+    </w:p>
+    <w:p>
+      <w:pPr>
+        <w:spacing w:after="80" w:before="20"/>
+      </w:pPr>
+      <w:r>
+        <w:rPr>
+          <w:rFonts w:ascii="Courier New" w:cs="Courier New" w:eastAsia="Courier New" w:hAnsi="Courier New"/>
+          <w:color w:val="1E293B"/>
+          <w:sz w:val="17"/>
+          <w:szCs w:val="17"/>
+        </w:rPr>
+        <w:t xml:space="preserve">&lt;system_role&gt;
+You are an expert High School Teacher &amp; Curriculum Specialist operating strictly under Common Core &amp; Bloom’s Taxonomy Aligned standards.
+Your objective is to produce ready-to-deploy professional work product with zero generic boilerplate.
+&lt;/system_role&gt;
+&lt;input_parameters&gt;
+INCIDENT_DATE_TIME_LOCATION: {{INCIDENT_DATE_TIME_LOCATION}}
+STUDENTS_INVOLVED_ROLES: {{STUDENTS_INVOLVED_ROLES}}
+OBJECTIVE_CHRONOLOGY: {{OBJECTIVE_CHRONOLOGY}}
+&lt;/input_parameters&gt;
+&lt;deliverable_specifications&gt;
+1. Professional Objective: Document a formal, objective, and policy-compliant incident report following a serious classroom behavioral disruption, academic integrity violation, or safety concern.
+2. Governing Framework: Common Core &amp; Bloom’s Taxonomy Aligned
+3. Execution Steps:
+   Step 1: Chronological Fact-Log: State observable actions and exact spoken words.
+   Step 2: De-escalation Interventions: Detail steps taken by teacher to separate and calm students.
+   Step 3: Safety &amp; Administrative Actions: Note nurse visits, administrator summons, and isolation.
+   Step 4: Follow-Up &amp; Mandatory Reporting: Check compliance with district safety and parental notification policies.
+4. Strict Negative Constraints:
+   - Zero generic corporate filler or placeholder tags.
+   - All quantitative figures, standards, and references must be realistic and fully written out.
+   - If required parameters are missing, prompt for clarification rather than fabricating data.
+&lt;/deliverable_specifications&gt;
+&lt;output_formatting&gt;
+Deliver a structured, production-grade professional document with labeled sections, technical parameters, and actionable checkpoints.
+&lt;/output_formatting&gt;</w:t>
+      </w:r>
+    </w:p>
+    <w:p>
+      <w:pPr>
+        <w:spacing w:after="40" w:before="60"/>
+      </w:pPr>
+      <w:r>
+        <w:rPr>
+          <w:b/>
+          <w:bCs/>
+          <w:sz w:val="19"/>
+          <w:szCs w:val="19"/>
+        </w:rPr>
+        <w:t xml:space="preserve">Verified Work Product Sample Output: </w:t>
+      </w:r>
+    </w:p>
+    <w:p>
+      <w:pPr>
+        <w:spacing w:after="120" w:before="20"/>
+      </w:pPr>
+      <w:r>
+        <w:rPr>
+          <w:rFonts w:ascii="Calibri" w:cs="Calibri" w:eastAsia="Calibri" w:hAnsi="Calibri"/>
+          <w:i/>
+          <w:iCs/>
+          <w:color w:val="475569"/>
+          <w:sz w:val="18"/>
+          <w:szCs w:val="18"/>
+        </w:rPr>
+        <w:t xml:space="preserve">### FORMAL CLASSROOM INCIDENT &amp; SAFETY DE-ESCALATION LOG
+**Date &amp; Time:** October 24, 2026, 10:42 AM | **Location:** Science Lab Room 304 | **Reporting Teacher:** [Teacher Name]
+#### 1. Objective Chronology of Incident
+- **10:40 AM:** Instructor instructed all students to don safety goggles per Lab Safety Rule #2.
+- **10:41 AM:** Student A removed goggles and stated: "I am not wearing these."
+- **10:42 AM:** Verbal dispute escalated with Student B; test tube rack shoved, breaking two 50mL beakers on the floor.
+- **10:42:30 AM:** Instructor immediately executed emergency code: perimeter cleared, non-confrontational stance taken.
+#### 2. De-escalation Applied
+1. Instructor used calm tone: "Student A, let's step outside to reset safely."
+2. Assistant Principal summoned via call button; arrived 10:45 AM.
+3. Glassware safely contained; zero physical injuries sustained.</w:t>
+      </w:r>
+    </w:p>
+    <w:p>
+      <w:pPr>
+        <w:spacing w:after="200" w:before="40"/>
+      </w:pPr>
+      <w:r>
+        <w:rPr>
+          <w:b/>
+          <w:bCs/>
+          <w:color w:val="059669"/>
+          <w:sz w:val="18"/>
+          <w:szCs w:val="18"/>
+        </w:rPr>
+        <w:t xml:space="preserve">Implementation Pro Tip: </w:t>
+      </w:r>
+      <w:r>
+        <w:rPr>
+          <w:sz w:val="18"/>
+          <w:szCs w:val="18"/>
+        </w:rPr>
+        <w:t xml:space="preserve">Writing strictly in observable verbs rather than subjective adjectives protects educators during formal hearings.</w:t>
+      </w:r>
+    </w:p>
+    <w:p>
+      <w:pPr>
+        <w:pStyle w:val="Heading2"/>
+        <w:spacing w:after="60" w:before="280"/>
+      </w:pPr>
+      <w:r>
+        <w:rPr>
+          <w:rFonts w:ascii="Calibri" w:cs="Calibri" w:eastAsia="Calibri" w:hAnsi="Calibri"/>
+          <w:b/>
+          <w:bCs/>
+          <w:color w:val="0F172A"/>
+          <w:sz w:val="22"/>
+          <w:szCs w:val="22"/>
+        </w:rPr>
+        <w:t xml:space="preserve">[HIG-05] Emergency Substitute Teacher Daily Instructional Binder &amp; Schedule</w:t>
+      </w:r>
+    </w:p>
+    <w:p>
+      <w:pPr>
+        <w:spacing w:after="80" w:before="0"/>
+      </w:pPr>
+      <w:r>
+        <w:rPr>
+          <w:rFonts w:ascii="Calibri" w:cs="Calibri" w:eastAsia="Calibri" w:hAnsi="Calibri"/>
+          <w:b/>
+          <w:bCs/>
+          <w:color w:val="059669"/>
+          <w:sz w:val="18"/>
+          <w:szCs w:val="18"/>
+        </w:rPr>
+        <w:t xml:space="preserve">Category: Classroom Operations &amp; Delegation  |  Recommended Model: Claude 3.5 Sonnet  |  Complexity: Advanced  |  Tokens: ~1857</w:t>
+      </w:r>
+    </w:p>
+    <w:p>
+      <w:pPr>
+        <w:spacing w:after="40" w:before="40"/>
+      </w:pPr>
+      <w:r>
+        <w:rPr>
+          <w:b/>
+          <w:bCs/>
+          <w:sz w:val="20"/>
+          <w:szCs w:val="20"/>
+        </w:rPr>
+        <w:t xml:space="preserve">Core Professional Objective: </w:t>
+      </w:r>
+      <w:r>
+        <w:rPr>
+          <w:sz w:val="20"/>
+          <w:szCs w:val="20"/>
+        </w:rPr>
+        <w:t xml:space="preserve">Generate a comprehensive, period-by-period substitute teacher daily operations guide including bell schedules, reliable student helpers, seating chart protocols, and emergency procedures.</w:t>
+      </w:r>
+    </w:p>
+    <w:p>
+      <w:pPr>
+        <w:spacing w:after="40" w:before="60"/>
+      </w:pPr>
+      <w:r>
+        <w:rPr>
+          <w:b/>
+          <w:bCs/>
+          <w:sz w:val="20"/>
+          <w:szCs w:val="20"/>
+        </w:rPr>
+        <w:t xml:space="preserve">Sequential Execution Steps:</w:t>
+      </w:r>
+    </w:p>
+    <w:p>
+      <w:pPr>
+        <w:spacing w:after="20" w:before="20"/>
+        <w:ind w:left="360"/>
+      </w:pPr>
+      <w:r>
+        <w:rPr>
+          <w:b/>
+          <w:bCs/>
+          <w:color w:val="059669"/>
+          <w:sz w:val="20"/>
+          <w:szCs w:val="20"/>
+        </w:rPr>
+        <w:t xml:space="preserve">• </w:t>
+      </w:r>
+      <w:r>
+        <w:rPr>
+          <w:sz w:val="20"/>
+          <w:szCs w:val="20"/>
+        </w:rPr>
+        <w:t xml:space="preserve">Bell Schedule &amp; Room Logistics: Period timings, duty assignments, and teacher keys.</w:t>
+      </w:r>
+    </w:p>
+    <w:p>
+      <w:pPr>
+        <w:spacing w:after="20" w:before="20"/>
+        <w:ind w:left="360"/>
+      </w:pPr>
+      <w:r>
+        <w:rPr>
+          <w:b/>
+          <w:bCs/>
+          <w:color w:val="059669"/>
+          <w:sz w:val="20"/>
+          <w:szCs w:val="20"/>
+        </w:rPr>
+        <w:t xml:space="preserve">• </w:t>
+      </w:r>
+      <w:r>
+        <w:rPr>
+          <w:sz w:val="20"/>
+          <w:szCs w:val="20"/>
+        </w:rPr>
+        <w:t xml:space="preserve">Independent Student Lesson Protocol: Step-by-step instructions for each block.</w:t>
+      </w:r>
+    </w:p>
+    <w:p>
+      <w:pPr>
+        <w:spacing w:after="20" w:before="20"/>
+        <w:ind w:left="360"/>
+      </w:pPr>
+      <w:r>
+        <w:rPr>
+          <w:b/>
+          <w:bCs/>
+          <w:color w:val="059669"/>
+          <w:sz w:val="20"/>
+          <w:szCs w:val="20"/>
+        </w:rPr>
+        <w:t xml:space="preserve">• </w:t>
+      </w:r>
+      <w:r>
+        <w:rPr>
+          <w:sz w:val="20"/>
+          <w:szCs w:val="20"/>
+        </w:rPr>
+        <w:t xml:space="preserve">Classroom Management &amp; Helper Roster: 2 reliable student helpers per period and pass rules.</w:t>
+      </w:r>
+    </w:p>
+    <w:p>
+      <w:pPr>
+        <w:spacing w:after="20" w:before="20"/>
+        <w:ind w:left="360"/>
+      </w:pPr>
+      <w:r>
+        <w:rPr>
+          <w:b/>
+          <w:bCs/>
+          <w:color w:val="059669"/>
+          <w:sz w:val="20"/>
+          <w:szCs w:val="20"/>
+        </w:rPr>
+        <w:t xml:space="preserve">• </w:t>
+      </w:r>
+      <w:r>
+        <w:rPr>
+          <w:sz w:val="20"/>
+          <w:szCs w:val="20"/>
+        </w:rPr>
+        <w:t xml:space="preserve">Emergency Evacuation Map &amp; Attendance Protocols: Fire drill assembly numbers.</w:t>
+      </w:r>
+    </w:p>
+    <w:p>
+      <w:pPr>
+        <w:spacing w:after="40" w:before="60"/>
+      </w:pPr>
+      <w:r>
+        <w:rPr>
+          <w:b/>
+          <w:bCs/>
+          <w:sz w:val="20"/>
+          <w:szCs w:val="20"/>
+        </w:rPr>
+        <w:t xml:space="preserve">Input Variables &amp; Parameters:</w:t>
+      </w:r>
+    </w:p>
+    <w:p>
+      <w:pPr>
+        <w:spacing w:after="20" w:before="20"/>
+        <w:ind w:left="360"/>
+      </w:pPr>
+      <w:r>
+        <w:rPr>
+          <w:b/>
+          <w:bCs/>
+          <w:color w:val="B45309"/>
+          <w:sz w:val="19"/>
+          <w:szCs w:val="19"/>
+        </w:rPr>
+        <w:t xml:space="preserve">{{DAILY_BELL_SCHEDULE}}: </w:t>
+      </w:r>
+      <w:r>
+        <w:rPr>
+          <w:sz w:val="19"/>
+          <w:szCs w:val="19"/>
+        </w:rPr>
+        <w:t xml:space="preserve">Class periods, times, and course subjects (Default: "Periods 1-4: 10th Grade Biology (8:30-11:45), Lunch (11:45-12:30), Period 5-6: AP Bio (12:35-3:15)")</w:t>
+      </w:r>
+    </w:p>
+    <w:p>
+      <w:pPr>
+        <w:spacing w:after="20" w:before="20"/>
+        <w:ind w:left="360"/>
+      </w:pPr>
+      <w:r>
+        <w:rPr>
+          <w:b/>
+          <w:bCs/>
+          <w:color w:val="B45309"/>
+          <w:sz w:val="19"/>
+          <w:szCs w:val="19"/>
+        </w:rPr>
+        <w:t xml:space="preserve">{{STUDENT_WORK_ASSIGNMENT}}: </w:t>
+      </w:r>
+      <w:r>
+        <w:rPr>
+          <w:sz w:val="19"/>
+          <w:szCs w:val="19"/>
+        </w:rPr>
+        <w:t xml:space="preserve">Exact independent assignments students must complete (Default: "Ecosystem trophic pyramids interactive worksheet via Google Classroom; reading Chapter 8")</w:t>
+      </w:r>
+    </w:p>
+    <w:p>
+      <w:pPr>
+        <w:spacing w:after="20" w:before="20"/>
+        <w:ind w:left="360"/>
+      </w:pPr>
+      <w:r>
+        <w:rPr>
+          <w:b/>
+          <w:bCs/>
+          <w:color w:val="B45309"/>
+          <w:sz w:val="19"/>
+          <w:szCs w:val="19"/>
+        </w:rPr>
+        <w:t xml:space="preserve">{{EMERGENCY_AND_CLASSROOM_RULES}}: </w:t>
+      </w:r>
+      <w:r>
+        <w:rPr>
+          <w:sz w:val="19"/>
+          <w:szCs w:val="19"/>
+        </w:rPr>
+        <w:t xml:space="preserve">Hall pass policy, attendance runner, and emergency exits (Default: "1 student out at a time with red lanyard; attendance slips sent to main office by 8:45 AM")</w:t>
+      </w:r>
+    </w:p>
+    <w:p>
+      <w:pPr>
+        <w:spacing w:after="40" w:before="80"/>
+      </w:pPr>
+      <w:r>
+        <w:rPr>
+          <w:b/>
+          <w:bCs/>
+          <w:sz w:val="20"/>
+          <w:szCs w:val="20"/>
+        </w:rPr>
+        <w:t xml:space="preserve">Production Prompt Template (XML):</w:t>
+      </w:r>
+    </w:p>
+    <w:p>
+      <w:pPr>
+        <w:spacing w:after="80" w:before="20"/>
+      </w:pPr>
+      <w:r>
+        <w:rPr>
+          <w:rFonts w:ascii="Courier New" w:cs="Courier New" w:eastAsia="Courier New" w:hAnsi="Courier New"/>
+          <w:color w:val="1E293B"/>
+          <w:sz w:val="17"/>
+          <w:szCs w:val="17"/>
+        </w:rPr>
+        <w:t xml:space="preserve">&lt;system_role&gt;
+You are an expert High School Teacher &amp; Curriculum Specialist operating strictly under Common Core &amp; Bloom’s Taxonomy Aligned standards.
+Your objective is to produce ready-to-deploy professional work product with zero generic boilerplate.
+&lt;/system_role&gt;
+&lt;input_parameters&gt;
+DAILY_BELL_SCHEDULE: {{DAILY_BELL_SCHEDULE}}
+STUDENT_WORK_ASSIGNMENT: {{STUDENT_WORK_ASSIGNMENT}}
+EMERGENCY_AND_CLASSROOM_RULES: {{EMERGENCY_AND_CLASSROOM_RULES}}
+&lt;/input_parameters&gt;
+&lt;deliverable_specifications&gt;
+1. Professional Objective: Generate a comprehensive, period-by-period substitute teacher daily operations guide including bell schedules, reliable student helpers, seating chart protocols, and emergency procedures.
+2. Governing Framework: Common Core &amp; Bloom’s Taxonomy Aligned
+3. Execution Steps:
+   Step 1: Bell Schedule &amp; Room Logistics: Period timings, duty assignments, and teacher keys.
+   Step 2: Independent Student Lesson Protocol: Step-by-step instructions for each block.
+   Step 3: Classroom Management &amp; Helper Roster: 2 reliable student helpers per period and pass rules.
+   Step 4: Emergency Evacuation Map &amp; Attendance Protocols: Fire drill assembly numbers.
+4. Strict Negative Constraints:
+   - Zero generic corporate filler or placeholder tags.
+   - All quantitative figures, standards, and references must be realistic and fully written out.
+   - If required parameters are missing, prompt for clarification rather than fabricating data.
+&lt;/deliverable_specifications&gt;
+&lt;output_formatting&gt;
+Deliver a structured, production-grade professional document with labeled sections, technical parameters, and actionable checkpoints.
+&lt;/output_formatting&gt;</w:t>
+      </w:r>
+    </w:p>
+    <w:p>
+      <w:pPr>
+        <w:spacing w:after="40" w:before="60"/>
+      </w:pPr>
+      <w:r>
+        <w:rPr>
+          <w:b/>
+          <w:bCs/>
+          <w:sz w:val="19"/>
+          <w:szCs w:val="19"/>
+        </w:rPr>
+        <w:t xml:space="preserve">Verified Work Product Sample Output: </w:t>
+      </w:r>
+    </w:p>
+    <w:p>
+      <w:pPr>
+        <w:spacing w:after="120" w:before="20"/>
+      </w:pPr>
+      <w:r>
+        <w:rPr>
+          <w:rFonts w:ascii="Calibri" w:cs="Calibri" w:eastAsia="Calibri" w:hAnsi="Calibri"/>
+          <w:i/>
+          <w:iCs/>
+          <w:color w:val="475569"/>
+          <w:sz w:val="18"/>
+          <w:szCs w:val="18"/>
+        </w:rPr>
+        <w:t xml:space="preserve">### GUEST TEACHER / SUBSTITUTE OPERATING MANUAL
+**Teacher:** [Teacher Name] | **Room:** 204 | **Emergency Contact:** Main Office (Ext. 100)
+#### 1. Daily Bell Schedule &amp; Duty Assignments
+- **8:30 AM - 9:55 AM (Period 1 - Biology):** 28 students. Send attendance runner to office by 8:40 AM.
+- **10:00 AM - 11:25 AM (Period 2 - Biology):** 26 students.
+- **11:30 AM - 12:15 PM:** Teacher Lunch Break (Staff lounge on 1st floor).
+- **12:20 PM - 1:45 PM (Period 4 - Planning Period):** No students.
+- **1:50 PM - 3:15 PM (Period 5 - AP Biology):** 22 students. Independent research block.
+#### 2. Student Instructional Assignment
+- Direct students to open Google Classroom: "Unit 4: Trophic Cascades &amp; Energy Pyramids."
+- Reliable Student Helpers: Maya Lin &amp; Ethan Miller (Period 1), Jordan Smith (Period 2), Sophia Chen (Period 5).
+- Hall Pass Policy: Exactly ONE student out of room at a time with red wooden pass.</w:t>
+      </w:r>
+    </w:p>
+    <w:p>
+      <w:pPr>
+        <w:spacing w:after="200" w:before="40"/>
+      </w:pPr>
+      <w:r>
+        <w:rPr>
+          <w:b/>
+          <w:bCs/>
+          <w:color w:val="059669"/>
+          <w:sz w:val="18"/>
+          <w:szCs w:val="18"/>
+        </w:rPr>
+        <w:t xml:space="preserve">Implementation Pro Tip: </w:t>
+      </w:r>
+      <w:r>
+        <w:rPr>
+          <w:sz w:val="18"/>
+          <w:szCs w:val="18"/>
+        </w:rPr>
+        <w:t xml:space="preserve">Print this substitute binder once and keep it in your top drawer to handle unexpected sick days in 0 minutes.</w:t>
       </w:r>
     </w:p>
     <w:p>
@@ -1203,7 +2287,21 @@
           <w:sz w:val="26"/>
           <w:szCs w:val="26"/>
         </w:rPr>
-        <w:t xml:space="preserve">PART VI: AUTOMATION &amp; API INTEGRATION RECIPES</w:t>
+        <w:t xml:space="preserve">PART V: CLAUDE PROJECT KNOWLEDGE BASE TRANSCRIPTS</w:t>
+      </w:r>
+    </w:p>
+    <w:p>
+      <w:pPr>
+        <w:spacing w:after="180" w:before="60"/>
+      </w:pPr>
+      <w:r>
+        <w:rPr>
+          <w:rFonts w:ascii="Calibri" w:cs="Calibri" w:eastAsia="Calibri" w:hAnsi="Calibri"/>
+          <w:color w:val="475569"/>
+          <w:sz w:val="20"/>
+          <w:szCs w:val="20"/>
+        </w:rPr>
+        <w:t xml:space="preserve">Upload these institutional knowledge files into the "Project Knowledge" section of Claude Projects to equip the model with domain reference standards.</w:t>
       </w:r>
     </w:p>
     <w:p>
@@ -1220,7 +2318,7 @@
           <w:sz w:val="22"/>
           <w:szCs w:val="22"/>
         </w:rPr>
-        <w:t xml:space="preserve">High School Teacher &amp; Curriculum Specialist Automated Client Intake Pipeline</w:t>
+        <w:t xml:space="preserve">File: high-school-teacher-ai-prompts-system-workflows_pedagogical_standards.md</w:t>
       </w:r>
     </w:p>
     <w:p>
@@ -1229,118 +2327,30 @@
       </w:pPr>
       <w:r>
         <w:rPr>
-          <w:rFonts w:ascii="Calibri" w:cs="Calibri" w:eastAsia="Calibri" w:hAnsi="Calibri"/>
-          <w:b/>
-          <w:bCs/>
+          <w:i/>
+          <w:iCs/>
           <w:color w:val="059669"/>
           <w:sz w:val="18"/>
           <w:szCs w:val="18"/>
         </w:rPr>
-        <w:t xml:space="preserve">Tooling Stack: Zapier / Make + Claude API + Slack / Google Docs  |  Trigger: New client inquiry form submission or file upload</w:t>
-      </w:r>
-    </w:p>
-    <w:p>
-      <w:pPr>
-        <w:spacing w:after="40" w:before="40"/>
-      </w:pPr>
-      <w:r>
-        <w:rPr>
-          <w:b/>
-          <w:bCs/>
-          <w:sz w:val="20"/>
-          <w:szCs w:val="20"/>
-        </w:rPr>
-        <w:t xml:space="preserve">Pipeline Execution Sequence:</w:t>
-      </w:r>
-    </w:p>
-    <w:p>
-      <w:pPr>
-        <w:spacing w:after="20" w:before="20"/>
-        <w:ind w:left="360"/>
-      </w:pPr>
-      <w:r>
-        <w:rPr>
-          <w:b/>
-          <w:bCs/>
-          <w:color w:val="B45309"/>
-          <w:sz w:val="20"/>
-          <w:szCs w:val="20"/>
-        </w:rPr>
-        <w:t xml:space="preserve">→ </w:t>
-      </w:r>
-      <w:r>
-        <w:rPr>
-          <w:sz w:val="20"/>
-          <w:szCs w:val="20"/>
-        </w:rPr>
-        <w:t xml:space="preserve">Extract raw input fields from web intake form.</w:t>
-      </w:r>
-    </w:p>
-    <w:p>
-      <w:pPr>
-        <w:spacing w:after="20" w:before="20"/>
-        <w:ind w:left="360"/>
-      </w:pPr>
-      <w:r>
-        <w:rPr>
-          <w:b/>
-          <w:bCs/>
-          <w:color w:val="B45309"/>
-          <w:sz w:val="20"/>
-          <w:szCs w:val="20"/>
-        </w:rPr>
-        <w:t xml:space="preserve">→ </w:t>
-      </w:r>
-      <w:r>
-        <w:rPr>
-          <w:sz w:val="20"/>
-          <w:szCs w:val="20"/>
-        </w:rPr>
-        <w:t xml:space="preserve">Run through High School Teacher &amp; Curriculum Specialist core triage prompt chain.</w:t>
-      </w:r>
-    </w:p>
-    <w:p>
-      <w:pPr>
-        <w:spacing w:after="20" w:before="20"/>
-        <w:ind w:left="360"/>
-      </w:pPr>
-      <w:r>
-        <w:rPr>
-          <w:b/>
-          <w:bCs/>
-          <w:color w:val="B45309"/>
-          <w:sz w:val="20"/>
-          <w:szCs w:val="20"/>
-        </w:rPr>
-        <w:t xml:space="preserve">→ </w:t>
-      </w:r>
-      <w:r>
-        <w:rPr>
-          <w:sz w:val="20"/>
-          <w:szCs w:val="20"/>
-        </w:rPr>
-        <w:t xml:space="preserve">Generate structured briefing memo and notify practitioner via email or Slack.</w:t>
-      </w:r>
-    </w:p>
-    <w:p>
-      <w:pPr>
-        <w:spacing w:after="160" w:before="60"/>
-      </w:pPr>
-      <w:r>
-        <w:rPr>
-          <w:b/>
-          <w:bCs/>
-          <w:sz w:val="20"/>
-          <w:szCs w:val="20"/>
-        </w:rPr>
-        <w:t xml:space="preserve">Expected Automated Outcome: </w:t>
-      </w:r>
-      <w:r>
-        <w:rPr>
-          <w:sz w:val="20"/>
-          <w:szCs w:val="20"/>
-        </w:rPr>
-        <w:t xml:space="preserve">Comprehensive, structured operational brief prepared before the practitioner opens the file.</w:t>
+        <w:t xml:space="preserve">Purpose: Instructional design rubrics and FERPA privacy compliance rules.</w:t>
+      </w:r>
+    </w:p>
+    <w:p>
+      <w:pPr>
+        <w:spacing w:after="160" w:before="20"/>
+      </w:pPr>
+      <w:r>
+        <w:rPr>
+          <w:rFonts w:ascii="Courier New" w:cs="Courier New" w:eastAsia="Courier New" w:hAnsi="Courier New"/>
+          <w:color w:val="1E293B"/>
+          <w:sz w:val="17"/>
+          <w:szCs w:val="17"/>
+        </w:rPr>
+        <w:t xml:space="preserve"># Pedagogical Operating Standard: Common Core &amp; Bloom’s Taxonomy Aligned
+1. **Instructional Scaffolding (Bloom's Revised):** Every instructional unit must provide distinct pathways for emerging learners (Tier 1), on-level learners (Tier 2), and advanced extension learners (Tier 3).
+2. **Student Privacy Protocol (FERPA/COPPA):** Under federal law, no student name, student ID, birthday, or IEP accommodation document may be entered into third-party AI models without complete de-identification.
+3. **Assessment Integrity:** Formative exit tickets must align directly to measured standard criteria rather than recall generalities.</w:t>
       </w:r>
     </w:p>
     <w:p>
@@ -1358,7 +2368,7 @@
           <w:sz w:val="26"/>
           <w:szCs w:val="26"/>
         </w:rPr>
-        <w:t xml:space="preserve">PART VII: 30-60-90 DAY FIRM AI ADOPTION ROADMAP</w:t>
+        <w:t xml:space="preserve">PART VI: AUTOMATION &amp; API INTEGRATION RECIPES</w:t>
       </w:r>
     </w:p>
     <w:p>
@@ -1375,7 +2385,7 @@
           <w:sz w:val="22"/>
           <w:szCs w:val="22"/>
         </w:rPr>
-        <w:t xml:space="preserve">Day 1 - 7: Workspace &amp; System Prompt Configuration</w:t>
+        <w:t xml:space="preserve">High School Teacher &amp; Curriculum Specialist Automated Student Assignment Triage &amp; Feedback Pipeline</w:t>
       </w:r>
     </w:p>
     <w:p>
@@ -1384,6 +2394,161 @@
       </w:pPr>
       <w:r>
         <w:rPr>
+          <w:rFonts w:ascii="Calibri" w:cs="Calibri" w:eastAsia="Calibri" w:hAnsi="Calibri"/>
+          <w:b/>
+          <w:bCs/>
+          <w:color w:val="059669"/>
+          <w:sz w:val="18"/>
+          <w:szCs w:val="18"/>
+        </w:rPr>
+        <w:t xml:space="preserve">Tooling Stack: Google Classroom / Canvas + Claude API + Educator Portal  |  Trigger: Student submission of assignment or formative quiz</w:t>
+      </w:r>
+    </w:p>
+    <w:p>
+      <w:pPr>
+        <w:spacing w:after="40" w:before="40"/>
+      </w:pPr>
+      <w:r>
+        <w:rPr>
+          <w:b/>
+          <w:bCs/>
+          <w:sz w:val="20"/>
+          <w:szCs w:val="20"/>
+        </w:rPr>
+        <w:t xml:space="preserve">Pipeline Execution Sequence:</w:t>
+      </w:r>
+    </w:p>
+    <w:p>
+      <w:pPr>
+        <w:spacing w:after="20" w:before="20"/>
+        <w:ind w:left="360"/>
+      </w:pPr>
+      <w:r>
+        <w:rPr>
+          <w:b/>
+          <w:bCs/>
+          <w:color w:val="B45309"/>
+          <w:sz w:val="20"/>
+          <w:szCs w:val="20"/>
+        </w:rPr>
+        <w:t xml:space="preserve">→ </w:t>
+      </w:r>
+      <w:r>
+        <w:rPr>
+          <w:sz w:val="20"/>
+          <w:szCs w:val="20"/>
+        </w:rPr>
+        <w:t xml:space="preserve">Ingest student work submission text and assignment rubric.</w:t>
+      </w:r>
+    </w:p>
+    <w:p>
+      <w:pPr>
+        <w:spacing w:after="20" w:before="20"/>
+        <w:ind w:left="360"/>
+      </w:pPr>
+      <w:r>
+        <w:rPr>
+          <w:b/>
+          <w:bCs/>
+          <w:color w:val="B45309"/>
+          <w:sz w:val="20"/>
+          <w:szCs w:val="20"/>
+        </w:rPr>
+        <w:t xml:space="preserve">→ </w:t>
+      </w:r>
+      <w:r>
+        <w:rPr>
+          <w:sz w:val="20"/>
+          <w:szCs w:val="20"/>
+        </w:rPr>
+        <w:t xml:space="preserve">Execute Chain 2 (Standards-Aligned Assessment Rubric) to evaluate cognitive depth.</w:t>
+      </w:r>
+    </w:p>
+    <w:p>
+      <w:pPr>
+        <w:spacing w:after="20" w:before="20"/>
+        <w:ind w:left="360"/>
+      </w:pPr>
+      <w:r>
+        <w:rPr>
+          <w:b/>
+          <w:bCs/>
+          <w:color w:val="B45309"/>
+          <w:sz w:val="20"/>
+          <w:szCs w:val="20"/>
+        </w:rPr>
+        <w:t xml:space="preserve">→ </w:t>
+      </w:r>
+      <w:r>
+        <w:rPr>
+          <w:sz w:val="20"/>
+          <w:szCs w:val="20"/>
+        </w:rPr>
+        <w:t xml:space="preserve">Generate draft personalized formative feedback notes for educator review.</w:t>
+      </w:r>
+    </w:p>
+    <w:p>
+      <w:pPr>
+        <w:spacing w:after="160" w:before="60"/>
+      </w:pPr>
+      <w:r>
+        <w:rPr>
+          <w:b/>
+          <w:bCs/>
+          <w:sz w:val="20"/>
+          <w:szCs w:val="20"/>
+        </w:rPr>
+        <w:t xml:space="preserve">Expected Automated Outcome: </w:t>
+      </w:r>
+      <w:r>
+        <w:rPr>
+          <w:sz w:val="20"/>
+          <w:szCs w:val="20"/>
+        </w:rPr>
+        <w:t xml:space="preserve">Individualized, rubric-aligned feedback comments ready for teacher one-click approval before grading release.</w:t>
+      </w:r>
+    </w:p>
+    <w:p>
+      <w:pPr>
+        <w:pStyle w:val="Heading1"/>
+        <w:pageBreakBefore/>
+        <w:spacing w:after="180" w:before="240"/>
+      </w:pPr>
+      <w:r>
+        <w:rPr>
+          <w:rFonts w:ascii="Calibri" w:cs="Calibri" w:eastAsia="Calibri" w:hAnsi="Calibri"/>
+          <w:b/>
+          <w:bCs/>
+          <w:color w:val="0F172A"/>
+          <w:sz w:val="26"/>
+          <w:szCs w:val="26"/>
+        </w:rPr>
+        <w:t xml:space="preserve">PART VII: 30-60-90 DAY PROFESSIONAL AI ADOPTION ROADMAP</w:t>
+      </w:r>
+    </w:p>
+    <w:p>
+      <w:pPr>
+        <w:pStyle w:val="Heading2"/>
+        <w:spacing w:after="60" w:before="240"/>
+      </w:pPr>
+      <w:r>
+        <w:rPr>
+          <w:rFonts w:ascii="Calibri" w:cs="Calibri" w:eastAsia="Calibri" w:hAnsi="Calibri"/>
+          <w:b/>
+          <w:bCs/>
+          <w:color w:val="0F172A"/>
+          <w:sz w:val="22"/>
+          <w:szCs w:val="22"/>
+        </w:rPr>
+        <w:t xml:space="preserve">Day 1 - 7: Workspace &amp; Curriculum Repository Setup</w:t>
+      </w:r>
+    </w:p>
+    <w:p>
+      <w:pPr>
+        <w:spacing w:after="60" w:before="0"/>
+      </w:pPr>
+      <w:r>
+        <w:rPr>
           <w:b/>
           <w:bCs/>
           <w:sz w:val="20"/>
@@ -1396,7 +2561,7 @@
           <w:sz w:val="20"/>
           <w:szCs w:val="20"/>
         </w:rPr>
-        <w:t xml:space="preserve">Initialize Claude Projects and Custom GPT workspaces for High School Teacher &amp; Curriculum Specialist.</w:t>
+        <w:t xml:space="preserve">Configure Claude Projects and Custom GPT workspaces for High School Teacher &amp; Curriculum Specialist.</w:t>
       </w:r>
     </w:p>
     <w:p>
@@ -1419,7 +2584,7 @@
           <w:sz w:val="20"/>
           <w:szCs w:val="20"/>
         </w:rPr>
-        <w:t xml:space="preserve">Upload Master System Prompt into Claude Projects Custom Instructions.</w:t>
+        <w:t xml:space="preserve">Upload Master System Prompt into custom instructions.</w:t>
       </w:r>
     </w:p>
     <w:p>
@@ -1442,7 +2607,7 @@
           <w:sz w:val="20"/>
           <w:szCs w:val="20"/>
         </w:rPr>
-        <w:t xml:space="preserve">Import knowledge base guidelines into project memory.</w:t>
+        <w:t xml:space="preserve">Import grade-level curriculum standards and rubrics into project knowledge memory.</w:t>
       </w:r>
     </w:p>
     <w:p>
@@ -1465,7 +2630,7 @@
           <w:sz w:val="20"/>
           <w:szCs w:val="20"/>
         </w:rPr>
-        <w:t xml:space="preserve">Execute baseline test run on prompt chain #1 with past sanitized files.</w:t>
+        <w:t xml:space="preserve">Run baseline test on 5E lesson planning prompt with past sanitized curriculum notes.</w:t>
       </w:r>
     </w:p>
     <w:p>
@@ -1489,7 +2654,7 @@
           <w:sz w:val="19"/>
           <w:szCs w:val="19"/>
         </w:rPr>
-        <w:t xml:space="preserve">100% adherence to professional standards verified.</w:t>
+        <w:t xml:space="preserve">100% pedagogical alignment verified on test lesson plan.</w:t>
       </w:r>
     </w:p>
     <w:p>
@@ -1506,7 +2671,7 @@
           <w:sz w:val="22"/>
           <w:szCs w:val="22"/>
         </w:rPr>
-        <w:t xml:space="preserve">Day 8 - 30: Routine Operational Task Deployment</w:t>
+        <w:t xml:space="preserve">Day 8 - 30: Daily Instructional &amp; Grading Integration</w:t>
       </w:r>
     </w:p>
     <w:p>
@@ -1527,7 +2692,7 @@
           <w:sz w:val="20"/>
           <w:szCs w:val="20"/>
         </w:rPr>
-        <w:t xml:space="preserve">Replace manual repetitive drafting with automated prompt chains.</w:t>
+        <w:t xml:space="preserve">Integrate prompt chains into weekly lesson planning and formative assessment drafting.</w:t>
       </w:r>
     </w:p>
     <w:p>
@@ -1550,7 +2715,7 @@
           <w:sz w:val="20"/>
           <w:szCs w:val="20"/>
         </w:rPr>
-        <w:t xml:space="preserve">Deploy daily triage and documentation prompt chains across live workflow.</w:t>
+        <w:t xml:space="preserve">Deploy differentiated lesson planning and rubric generation for all upcoming instructional units.</w:t>
       </w:r>
     </w:p>
     <w:p>
@@ -1573,7 +2738,7 @@
           <w:sz w:val="20"/>
           <w:szCs w:val="20"/>
         </w:rPr>
-        <w:t xml:space="preserve">Train support staff on input variable formatting.</w:t>
+        <w:t xml:space="preserve">Draft parent de-escalation updates and student feedback notes using Chain 3.</w:t>
       </w:r>
     </w:p>
     <w:p>
@@ -1596,7 +2761,7 @@
           <w:sz w:val="20"/>
           <w:szCs w:val="20"/>
         </w:rPr>
-        <w:t xml:space="preserve">Track hours saved weekly against firm baseline.</w:t>
+        <w:t xml:space="preserve">Track hours saved weekly on grading and prep.</w:t>
       </w:r>
     </w:p>
     <w:p>
@@ -1620,7 +2785,7 @@
           <w:sz w:val="19"/>
           <w:szCs w:val="19"/>
         </w:rPr>
-        <w:t xml:space="preserve">Reclaim minimum 14 hours/week of productive time.</w:t>
+        <w:t xml:space="preserve">Reclaim 12-16 hours per week previously lost to administrative prep.</w:t>
       </w:r>
     </w:p>
     <w:p>
@@ -1637,7 +2802,7 @@
           <w:sz w:val="22"/>
           <w:szCs w:val="22"/>
         </w:rPr>
-        <w:t xml:space="preserve">Day 31 - 60: Multi-Step Automation &amp; API Integration</w:t>
+        <w:t xml:space="preserve">Day 31 - 60: Multi-Tiered Support &amp; IEP Accommodation</w:t>
       </w:r>
     </w:p>
     <w:p>
@@ -1658,7 +2823,7 @@
           <w:sz w:val="20"/>
           <w:szCs w:val="20"/>
         </w:rPr>
-        <w:t xml:space="preserve">Connect prompt workflows to Zapier, Make.com, or internal tools.</w:t>
+        <w:t xml:space="preserve">Automate customized IEP / 504 accommodation matrices and emergency sub binders.</w:t>
       </w:r>
     </w:p>
     <w:p>
@@ -1681,7 +2846,7 @@
           <w:sz w:val="20"/>
           <w:szCs w:val="20"/>
         </w:rPr>
-        <w:t xml:space="preserve">Configure webhook triggers for inbound client inquiries or intake forms.</w:t>
+        <w:t xml:space="preserve">Configure automated accommodation checklists for diverse learning profiles.</w:t>
       </w:r>
     </w:p>
     <w:p>
@@ -1704,7 +2869,7 @@
           <w:sz w:val="20"/>
           <w:szCs w:val="20"/>
         </w:rPr>
-        <w:t xml:space="preserve">Automate structured preliminary review memos sent directly to team email/Slack.</w:t>
+        <w:t xml:space="preserve">Generate comprehensive emergency substitute instructional plans.</w:t>
       </w:r>
     </w:p>
     <w:p>
@@ -1727,7 +2892,7 @@
           <w:sz w:val="20"/>
           <w:szCs w:val="20"/>
         </w:rPr>
-        <w:t xml:space="preserve">Implement monthly audit log of AI-assisted outputs.</w:t>
+        <w:t xml:space="preserve">Standardize rubrics across departmental grade teams.</w:t>
       </w:r>
     </w:p>
     <w:p>
@@ -1751,7 +2916,7 @@
           <w:sz w:val="19"/>
           <w:szCs w:val="19"/>
         </w:rPr>
-        <w:t xml:space="preserve">Zero manual copy-pasting for recurring daily intakes.</w:t>
+        <w:t xml:space="preserve">Zero turnaround lag on parent communications and sub day prep.</w:t>
       </w:r>
     </w:p>
     <w:p>
@@ -1768,7 +2933,7 @@
           <w:sz w:val="22"/>
           <w:szCs w:val="22"/>
         </w:rPr>
-        <w:t xml:space="preserve">Day 61 - 90: Institutional Mastery &amp; Enterprise Scaling</w:t>
+        <w:t xml:space="preserve">Day 61 - 90: Departmental Mastery &amp; Curricular Scaling</w:t>
       </w:r>
     </w:p>
     <w:p>
@@ -1789,7 +2954,7 @@
           <w:sz w:val="20"/>
           <w:szCs w:val="20"/>
         </w:rPr>
-        <w:t xml:space="preserve">Scale prompt operating system across entire practice or business.</w:t>
+        <w:t xml:space="preserve">Establish departmental AI best practices and semester-long pacing guides.</w:t>
       </w:r>
     </w:p>
     <w:p>
@@ -1812,7 +2977,7 @@
           <w:sz w:val="20"/>
           <w:szCs w:val="20"/>
         </w:rPr>
-        <w:t xml:space="preserve">Conduct quarterly prompt refinement based on client feedback.</w:t>
+        <w:t xml:space="preserve">Conduct quarterly prompt refinement with department colleagues.</w:t>
       </w:r>
     </w:p>
     <w:p>
@@ -1835,7 +3000,7 @@
           <w:sz w:val="20"/>
           <w:szCs w:val="20"/>
         </w:rPr>
-        <w:t xml:space="preserve">Certify all team members on firm AI Governance Protocols.</w:t>
+        <w:t xml:space="preserve">Archive successful prompt outputs into shared departmental curriculum library.</w:t>
       </w:r>
     </w:p>
     <w:p>
@@ -1858,7 +3023,7 @@
           <w:sz w:val="20"/>
           <w:szCs w:val="20"/>
         </w:rPr>
-        <w:t xml:space="preserve">Document firm ROI and client turnaround velocity acceleration.</w:t>
+        <w:t xml:space="preserve">Present instructional time savings and student engagement improvements to academic leadership.</w:t>
       </w:r>
     </w:p>
     <w:p>
@@ -1882,7 +3047,7 @@
           <w:sz w:val="19"/>
           <w:szCs w:val="19"/>
         </w:rPr>
-        <w:t xml:space="preserve">Business achieves 3x faster client turnaround velocity.</w:t>
+        <w:t xml:space="preserve">Department achieves 3x faster curriculum development velocity.</w:t>
       </w:r>
     </w:p>
     <w:p>
@@ -1914,7 +3079,7 @@
           <w:sz w:val="20"/>
           <w:szCs w:val="20"/>
         </w:rPr>
-        <w:t xml:space="preserve">To ensure 100% statutory compliance and zero hallucination drift, the Lead Practitioner must execute this verification checklist on all AI-assisted deliverables.</w:t>
+        <w:t xml:space="preserve">To ensure rigorous professional execution, quality consistency, and zero hallucination drift, the Department Chair &amp; Lead Educator must execute this verification checklist on all AI-assisted deliverables.</w:t>
       </w:r>
     </w:p>
     <w:p>
@@ -1937,7 +3102,7 @@
           <w:sz w:val="20"/>
           <w:szCs w:val="20"/>
         </w:rPr>
-        <w:t xml:space="preserve">Verify input variables strictly align with governing standard: Common Core &amp; Bloom’s Taxonomy Aligned.</w:t>
+        <w:t xml:space="preserve">Verify learning objectives strictly align with governing standard: Common Core &amp; Bloom’s Taxonomy Aligned.</w:t>
       </w:r>
     </w:p>
     <w:p>
@@ -1960,7 +3125,7 @@
           <w:sz w:val="20"/>
           <w:szCs w:val="20"/>
         </w:rPr>
-        <w:t xml:space="preserve">Confirm zero private client identifiers or confidential details are included in raw prompt.</w:t>
+        <w:t xml:space="preserve">Confirm 100% student privacy: ensure zero student names, birthdays, or FERPA/COPPA identifiers exist in the output.</w:t>
       </w:r>
     </w:p>
     <w:p>
@@ -1983,7 +3148,7 @@
           <w:sz w:val="20"/>
           <w:szCs w:val="20"/>
         </w:rPr>
-        <w:t xml:space="preserve">Inspect generated output against statutory cross-references and industry quality benchmarks.</w:t>
+        <w:t xml:space="preserve">Inspect differentiated instructional tiers (emerging, on-level, advanced) for appropriate cognitive scaffolding.</w:t>
       </w:r>
     </w:p>
     <w:p>
@@ -2006,7 +3171,7 @@
           <w:sz w:val="20"/>
           <w:szCs w:val="20"/>
         </w:rPr>
-        <w:t xml:space="preserve">Verify quantitative figures and cost estimates balance to 100% precision.</w:t>
+        <w:t xml:space="preserve">Validate assessment rubrics for clear, objective mastery criteria and actionable student feedback.</w:t>
       </w:r>
     </w:p>
     <w:p>
@@ -2029,7 +3194,7 @@
           <w:sz w:val="20"/>
           <w:szCs w:val="20"/>
         </w:rPr>
-        <w:t xml:space="preserve">Log execution timestamp and accountable senior practitioner initials in compliance record.</w:t>
+        <w:t xml:space="preserve">Record lesson plan timestamp and lead educator initials in departmental curriculum archive.</w:t>
       </w:r>
     </w:p>
     <w:p>
@@ -2060,7 +3225,7 @@
           <w:sz w:val="20"/>
           <w:szCs w:val="20"/>
         </w:rPr>
-        <w:t xml:space="preserve">This document certifies that the purchaser has acquired a perpetual, royalty-free commercial single-seat operating license for the High School Teacher &amp; Curriculum Specialist AI Operating System. The licensee is authorized to utilize all system prompts, prompt chains, knowledge base templates, and automation workflows across internal commercial operations.</w:t>
+        <w:t xml:space="preserve">This document certifies that the purchaser has acquired a perpetual, royalty-free commercial single-seat operating license for the High School Teacher &amp; Curriculum Specialist AI Operating System. The licensee is authorized to utilize all system prompts, prompt chains, knowledge base templates, and automation workflows across internal professional operations.</w:t>
       </w:r>
     </w:p>
     <w:p>
